--- a/docs/word/Supplier Portal - Configuration Document.docx
+++ b/docs/word/Supplier Portal - Configuration Document.docx
@@ -4775,7 +4775,7 @@
           <w:sz w:val="30"/>
           <w:szCs w:val="30"/>
         </w:rPr>
-        <w:t xml:space="preserve">8. Leasing (UAE Pass &amp; Circularo)</w:t>
+        <w:t xml:space="preserve">8. Internal API (SupplierPortal.Api)</w:t>
       </w:r>
     </w:p>
     <w:tbl>
@@ -4909,7 +4909,7 @@
                 <w:sz w:val="18"/>
                 <w:szCs w:val="18"/>
               </w:rPr>
-              <w:t xml:space="preserve">Leasing:Zones</w:t>
+              <w:t xml:space="preserve">ApiSecurity:Clients</w:t>
             </w:r>
           </w:p>
         </w:tc>
@@ -4937,7 +4937,7 @@
                 <w:sz w:val="18"/>
                 <w:szCs w:val="18"/>
               </w:rPr>
-              <w:t xml:space="preserve">["597","598"]</w:t>
+              <w:t xml:space="preserve">(secret)</w:t>
             </w:r>
           </w:p>
         </w:tc>
@@ -4965,7 +4965,7 @@
                 <w:sz w:val="18"/>
                 <w:szCs w:val="18"/>
               </w:rPr>
-              <w:t xml:space="preserve">Property zones in scope for the leasing module.</w:t>
+              <w:t xml:space="preserve">Registered OAuth clients (client_id + SHA-256 secret hash) allowed at /connect/token.</w:t>
             </w:r>
           </w:p>
         </w:tc>
@@ -4994,7 +4994,7 @@
                 <w:sz w:val="18"/>
                 <w:szCs w:val="18"/>
               </w:rPr>
-              <w:t xml:space="preserve">Leasing:MailProfile</w:t>
+              <w:t xml:space="preserve">ApiSecurity:SigningKey</w:t>
             </w:r>
           </w:p>
         </w:tc>
@@ -5021,7 +5021,7 @@
                 <w:sz w:val="18"/>
                 <w:szCs w:val="18"/>
               </w:rPr>
-              <w:t xml:space="preserve">BP</w:t>
+              <w:t xml:space="preserve">(secret)</w:t>
             </w:r>
           </w:p>
         </w:tc>
@@ -5048,7 +5048,7 @@
                 <w:sz w:val="18"/>
                 <w:szCs w:val="18"/>
               </w:rPr>
-              <w:t xml:space="preserve">Database Mail profile for landlord e-mails.</w:t>
+              <w:t xml:space="preserve">JWT signing key for portal/session tokens.</w:t>
             </w:r>
           </w:p>
         </w:tc>
@@ -5078,7 +5078,7 @@
                 <w:sz w:val="18"/>
                 <w:szCs w:val="18"/>
               </w:rPr>
-              <w:t xml:space="preserve">Leasing:UaePass:Enabled</w:t>
+              <w:t xml:space="preserve">SelfService:ApiKey</w:t>
             </w:r>
           </w:p>
         </w:tc>
@@ -5106,7 +5106,7 @@
                 <w:sz w:val="18"/>
                 <w:szCs w:val="18"/>
               </w:rPr>
-              <w:t xml:space="preserve">false</w:t>
+              <w:t xml:space="preserve">(secret)</w:t>
             </w:r>
           </w:p>
         </w:tc>
@@ -5134,259 +5134,7 @@
                 <w:sz w:val="18"/>
                 <w:szCs w:val="18"/>
               </w:rPr>
-              <w:t xml:space="preserve">Enable live UAE Pass; when false, runs in simulation mode.</w:t>
-            </w:r>
-          </w:p>
-        </w:tc>
-      </w:tr>
-      <w:tr>
-        <w:tc>
-          <w:tcPr>
-            <w:tcW w:type="dxa" w:w="3300"/>
-            <w:tcMar>
-              <w:top w:type="dxa" w:w="40"/>
-              <w:left w:type="dxa" w:w="70"/>
-              <w:bottom w:type="dxa" w:w="40"/>
-              <w:right w:type="dxa" w:w="70"/>
-            </w:tcMar>
-          </w:tcPr>
-          <w:p>
-            <w:pPr>
-              <w:spacing w:after="0" w:line="240"/>
-            </w:pPr>
-            <w:r>
-              <w:rPr>
-                <w:rFonts w:ascii="Calibri" w:cs="Calibri" w:eastAsia="Calibri" w:hAnsi="Calibri"/>
-                <w:b w:val="false"/>
-                <w:bCs w:val="false"/>
-                <w:color w:val="22303F"/>
-                <w:sz w:val="18"/>
-                <w:szCs w:val="18"/>
-              </w:rPr>
-              <w:t xml:space="preserve">Leasing:UaePass:BaseUrl / ClientId / ClientSecret</w:t>
-            </w:r>
-          </w:p>
-        </w:tc>
-        <w:tc>
-          <w:tcPr>
-            <w:tcW w:type="dxa" w:w="1500"/>
-            <w:tcMar>
-              <w:top w:type="dxa" w:w="40"/>
-              <w:left w:type="dxa" w:w="70"/>
-              <w:bottom w:type="dxa" w:w="40"/>
-              <w:right w:type="dxa" w:w="70"/>
-            </w:tcMar>
-          </w:tcPr>
-          <w:p>
-            <w:pPr>
-              <w:spacing w:after="0" w:line="240"/>
-            </w:pPr>
-            <w:r>
-              <w:rPr>
-                <w:rFonts w:ascii="Calibri" w:cs="Calibri" w:eastAsia="Calibri" w:hAnsi="Calibri"/>
-                <w:b w:val="false"/>
-                <w:bCs w:val="false"/>
-                <w:color w:val="22303F"/>
-                <w:sz w:val="18"/>
-                <w:szCs w:val="18"/>
-              </w:rPr>
-              <w:t xml:space="preserve">(env/secret)</w:t>
-            </w:r>
-          </w:p>
-        </w:tc>
-        <w:tc>
-          <w:tcPr>
-            <w:tcW w:type="dxa" w:w="4700"/>
-            <w:tcMar>
-              <w:top w:type="dxa" w:w="40"/>
-              <w:left w:type="dxa" w:w="70"/>
-              <w:bottom w:type="dxa" w:w="40"/>
-              <w:right w:type="dxa" w:w="70"/>
-            </w:tcMar>
-          </w:tcPr>
-          <w:p>
-            <w:pPr>
-              <w:spacing w:after="0" w:line="240"/>
-            </w:pPr>
-            <w:r>
-              <w:rPr>
-                <w:rFonts w:ascii="Calibri" w:cs="Calibri" w:eastAsia="Calibri" w:hAnsi="Calibri"/>
-                <w:b w:val="false"/>
-                <w:bCs w:val="false"/>
-                <w:color w:val="22303F"/>
-                <w:sz w:val="18"/>
-                <w:szCs w:val="18"/>
-              </w:rPr>
-              <w:t xml:space="preserve">UAE Pass OIDC endpoint and credentials.</w:t>
-            </w:r>
-          </w:p>
-        </w:tc>
-      </w:tr>
-      <w:tr>
-        <w:tc>
-          <w:tcPr>
-            <w:tcW w:type="dxa" w:w="3300"/>
-            <w:shd w:fill="F1F4F9" w:color="auto" w:val="clear"/>
-            <w:tcMar>
-              <w:top w:type="dxa" w:w="40"/>
-              <w:left w:type="dxa" w:w="70"/>
-              <w:bottom w:type="dxa" w:w="40"/>
-              <w:right w:type="dxa" w:w="70"/>
-            </w:tcMar>
-          </w:tcPr>
-          <w:p>
-            <w:pPr>
-              <w:spacing w:after="0" w:line="240"/>
-            </w:pPr>
-            <w:r>
-              <w:rPr>
-                <w:rFonts w:ascii="Calibri" w:cs="Calibri" w:eastAsia="Calibri" w:hAnsi="Calibri"/>
-                <w:b w:val="false"/>
-                <w:bCs w:val="false"/>
-                <w:color w:val="22303F"/>
-                <w:sz w:val="18"/>
-                <w:szCs w:val="18"/>
-              </w:rPr>
-              <w:t xml:space="preserve">Leasing:UaePass:Scope / AcrValues / Endpoints</w:t>
-            </w:r>
-          </w:p>
-        </w:tc>
-        <w:tc>
-          <w:tcPr>
-            <w:tcW w:type="dxa" w:w="1500"/>
-            <w:shd w:fill="F1F4F9" w:color="auto" w:val="clear"/>
-            <w:tcMar>
-              <w:top w:type="dxa" w:w="40"/>
-              <w:left w:type="dxa" w:w="70"/>
-              <w:bottom w:type="dxa" w:w="40"/>
-              <w:right w:type="dxa" w:w="70"/>
-            </w:tcMar>
-          </w:tcPr>
-          <w:p>
-            <w:pPr>
-              <w:spacing w:after="0" w:line="240"/>
-            </w:pPr>
-            <w:r>
-              <w:rPr>
-                <w:rFonts w:ascii="Calibri" w:cs="Calibri" w:eastAsia="Calibri" w:hAnsi="Calibri"/>
-                <w:b w:val="false"/>
-                <w:bCs w:val="false"/>
-                <w:color w:val="22303F"/>
-                <w:sz w:val="18"/>
-                <w:szCs w:val="18"/>
-              </w:rPr>
-              <w:t xml:space="preserve">(as shipped)</w:t>
-            </w:r>
-          </w:p>
-        </w:tc>
-        <w:tc>
-          <w:tcPr>
-            <w:tcW w:type="dxa" w:w="4700"/>
-            <w:shd w:fill="F1F4F9" w:color="auto" w:val="clear"/>
-            <w:tcMar>
-              <w:top w:type="dxa" w:w="40"/>
-              <w:left w:type="dxa" w:w="70"/>
-              <w:bottom w:type="dxa" w:w="40"/>
-              <w:right w:type="dxa" w:w="70"/>
-            </w:tcMar>
-          </w:tcPr>
-          <w:p>
-            <w:pPr>
-              <w:spacing w:after="0" w:line="240"/>
-            </w:pPr>
-            <w:r>
-              <w:rPr>
-                <w:rFonts w:ascii="Calibri" w:cs="Calibri" w:eastAsia="Calibri" w:hAnsi="Calibri"/>
-                <w:b w:val="false"/>
-                <w:bCs w:val="false"/>
-                <w:color w:val="22303F"/>
-                <w:sz w:val="18"/>
-                <w:szCs w:val="18"/>
-              </w:rPr>
-              <w:t xml:space="preserve">OIDC scope, assurance level and sub-endpoint paths.</w:t>
-            </w:r>
-          </w:p>
-        </w:tc>
-      </w:tr>
-      <w:tr>
-        <w:tc>
-          <w:tcPr>
-            <w:tcW w:type="dxa" w:w="3300"/>
-            <w:tcMar>
-              <w:top w:type="dxa" w:w="40"/>
-              <w:left w:type="dxa" w:w="70"/>
-              <w:bottom w:type="dxa" w:w="40"/>
-              <w:right w:type="dxa" w:w="70"/>
-            </w:tcMar>
-          </w:tcPr>
-          <w:p>
-            <w:pPr>
-              <w:spacing w:after="0" w:line="240"/>
-            </w:pPr>
-            <w:r>
-              <w:rPr>
-                <w:rFonts w:ascii="Calibri" w:cs="Calibri" w:eastAsia="Calibri" w:hAnsi="Calibri"/>
-                <w:b w:val="false"/>
-                <w:bCs w:val="false"/>
-                <w:color w:val="22303F"/>
-                <w:sz w:val="18"/>
-                <w:szCs w:val="18"/>
-              </w:rPr>
-              <w:t xml:space="preserve">Leasing:Circularo:* (Enabled, BaseUrl, ApiKey, WebhookSecret)</w:t>
-            </w:r>
-          </w:p>
-        </w:tc>
-        <w:tc>
-          <w:tcPr>
-            <w:tcW w:type="dxa" w:w="1500"/>
-            <w:tcMar>
-              <w:top w:type="dxa" w:w="40"/>
-              <w:left w:type="dxa" w:w="70"/>
-              <w:bottom w:type="dxa" w:w="40"/>
-              <w:right w:type="dxa" w:w="70"/>
-            </w:tcMar>
-          </w:tcPr>
-          <w:p>
-            <w:pPr>
-              <w:spacing w:after="0" w:line="240"/>
-            </w:pPr>
-            <w:r>
-              <w:rPr>
-                <w:rFonts w:ascii="Calibri" w:cs="Calibri" w:eastAsia="Calibri" w:hAnsi="Calibri"/>
-                <w:b w:val="false"/>
-                <w:bCs w:val="false"/>
-                <w:color w:val="22303F"/>
-                <w:sz w:val="18"/>
-                <w:szCs w:val="18"/>
-              </w:rPr>
-              <w:t xml:space="preserve">(secret)</w:t>
-            </w:r>
-          </w:p>
-        </w:tc>
-        <w:tc>
-          <w:tcPr>
-            <w:tcW w:type="dxa" w:w="4700"/>
-            <w:tcMar>
-              <w:top w:type="dxa" w:w="40"/>
-              <w:left w:type="dxa" w:w="70"/>
-              <w:bottom w:type="dxa" w:w="40"/>
-              <w:right w:type="dxa" w:w="70"/>
-            </w:tcMar>
-          </w:tcPr>
-          <w:p>
-            <w:pPr>
-              <w:spacing w:after="0" w:line="240"/>
-            </w:pPr>
-            <w:r>
-              <w:rPr>
-                <w:rFonts w:ascii="Calibri" w:cs="Calibri" w:eastAsia="Calibri" w:hAnsi="Calibri"/>
-                <w:b w:val="false"/>
-                <w:bCs w:val="false"/>
-                <w:color w:val="22303F"/>
-                <w:sz w:val="18"/>
-                <w:szCs w:val="18"/>
-              </w:rPr>
-              <w:t xml:space="preserve">Circularo e-signature endpoint, key and webhook HMAC secret.</w:t>
+              <w:t xml:space="preserve">Shared X-SelfService-Key accepted on /api/ss/* (must match the DMZ front-end).</w:t>
             </w:r>
           </w:p>
         </w:tc>
@@ -5406,386 +5154,7 @@
           <w:sz w:val="30"/>
           <w:szCs w:val="30"/>
         </w:rPr>
-        <w:t xml:space="preserve">9. Internal API (SupplierPortal.Api)</w:t>
-      </w:r>
-    </w:p>
-    <w:tbl>
-      <w:tblPr>
-        <w:tblW w:type="dxa" w:w="9500"/>
-        <w:tblBorders>
-          <w:top w:val="single" w:color="D3DAE6" w:sz="4"/>
-          <w:left w:val="single" w:color="D3DAE6" w:sz="4"/>
-          <w:bottom w:val="single" w:color="D3DAE6" w:sz="4"/>
-          <w:right w:val="single" w:color="D3DAE6" w:sz="4"/>
-          <w:insideH w:val="single" w:color="D3DAE6" w:sz="4"/>
-          <w:insideV w:val="single" w:color="D3DAE6" w:sz="4"/>
-        </w:tblBorders>
-      </w:tblPr>
-      <w:tblGrid>
-        <w:gridCol w:w="3300"/>
-        <w:gridCol w:w="1500"/>
-        <w:gridCol w:w="4700"/>
-      </w:tblGrid>
-      <w:tr>
-        <w:trPr>
-          <w:tblHeader/>
-        </w:trPr>
-        <w:tc>
-          <w:tcPr>
-            <w:tcW w:type="dxa" w:w="3300"/>
-            <w:shd w:fill="0B2545" w:color="auto" w:val="clear"/>
-            <w:tcMar>
-              <w:top w:type="dxa" w:w="40"/>
-              <w:left w:type="dxa" w:w="70"/>
-              <w:bottom w:type="dxa" w:w="40"/>
-              <w:right w:type="dxa" w:w="70"/>
-            </w:tcMar>
-          </w:tcPr>
-          <w:p>
-            <w:pPr>
-              <w:spacing w:after="0" w:line="240"/>
-            </w:pPr>
-            <w:r>
-              <w:rPr>
-                <w:rFonts w:ascii="Calibri" w:cs="Calibri" w:eastAsia="Calibri" w:hAnsi="Calibri"/>
-                <w:b/>
-                <w:bCs/>
-                <w:color w:val="FFFFFF"/>
-                <w:sz w:val="18"/>
-                <w:szCs w:val="18"/>
-              </w:rPr>
-              <w:t xml:space="preserve">Setting</w:t>
-            </w:r>
-          </w:p>
-        </w:tc>
-        <w:tc>
-          <w:tcPr>
-            <w:tcW w:type="dxa" w:w="1500"/>
-            <w:shd w:fill="0B2545" w:color="auto" w:val="clear"/>
-            <w:tcMar>
-              <w:top w:type="dxa" w:w="40"/>
-              <w:left w:type="dxa" w:w="70"/>
-              <w:bottom w:type="dxa" w:w="40"/>
-              <w:right w:type="dxa" w:w="70"/>
-            </w:tcMar>
-          </w:tcPr>
-          <w:p>
-            <w:pPr>
-              <w:spacing w:after="0" w:line="240"/>
-            </w:pPr>
-            <w:r>
-              <w:rPr>
-                <w:rFonts w:ascii="Calibri" w:cs="Calibri" w:eastAsia="Calibri" w:hAnsi="Calibri"/>
-                <w:b/>
-                <w:bCs/>
-                <w:color w:val="FFFFFF"/>
-                <w:sz w:val="18"/>
-                <w:szCs w:val="18"/>
-              </w:rPr>
-              <w:t xml:space="preserve">Value / example</w:t>
-            </w:r>
-          </w:p>
-        </w:tc>
-        <w:tc>
-          <w:tcPr>
-            <w:tcW w:type="dxa" w:w="4700"/>
-            <w:shd w:fill="0B2545" w:color="auto" w:val="clear"/>
-            <w:tcMar>
-              <w:top w:type="dxa" w:w="40"/>
-              <w:left w:type="dxa" w:w="70"/>
-              <w:bottom w:type="dxa" w:w="40"/>
-              <w:right w:type="dxa" w:w="70"/>
-            </w:tcMar>
-          </w:tcPr>
-          <w:p>
-            <w:pPr>
-              <w:spacing w:after="0" w:line="240"/>
-            </w:pPr>
-            <w:r>
-              <w:rPr>
-                <w:rFonts w:ascii="Calibri" w:cs="Calibri" w:eastAsia="Calibri" w:hAnsi="Calibri"/>
-                <w:b/>
-                <w:bCs/>
-                <w:color w:val="FFFFFF"/>
-                <w:sz w:val="18"/>
-                <w:szCs w:val="18"/>
-              </w:rPr>
-              <w:t xml:space="preserve">Description</w:t>
-            </w:r>
-          </w:p>
-        </w:tc>
-      </w:tr>
-      <w:tr>
-        <w:tc>
-          <w:tcPr>
-            <w:tcW w:type="dxa" w:w="3300"/>
-            <w:shd w:fill="F1F4F9" w:color="auto" w:val="clear"/>
-            <w:tcMar>
-              <w:top w:type="dxa" w:w="40"/>
-              <w:left w:type="dxa" w:w="70"/>
-              <w:bottom w:type="dxa" w:w="40"/>
-              <w:right w:type="dxa" w:w="70"/>
-            </w:tcMar>
-          </w:tcPr>
-          <w:p>
-            <w:pPr>
-              <w:spacing w:after="0" w:line="240"/>
-            </w:pPr>
-            <w:r>
-              <w:rPr>
-                <w:rFonts w:ascii="Calibri" w:cs="Calibri" w:eastAsia="Calibri" w:hAnsi="Calibri"/>
-                <w:b w:val="false"/>
-                <w:bCs w:val="false"/>
-                <w:color w:val="22303F"/>
-                <w:sz w:val="18"/>
-                <w:szCs w:val="18"/>
-              </w:rPr>
-              <w:t xml:space="preserve">ApiSecurity:Clients</w:t>
-            </w:r>
-          </w:p>
-        </w:tc>
-        <w:tc>
-          <w:tcPr>
-            <w:tcW w:type="dxa" w:w="1500"/>
-            <w:shd w:fill="F1F4F9" w:color="auto" w:val="clear"/>
-            <w:tcMar>
-              <w:top w:type="dxa" w:w="40"/>
-              <w:left w:type="dxa" w:w="70"/>
-              <w:bottom w:type="dxa" w:w="40"/>
-              <w:right w:type="dxa" w:w="70"/>
-            </w:tcMar>
-          </w:tcPr>
-          <w:p>
-            <w:pPr>
-              <w:spacing w:after="0" w:line="240"/>
-            </w:pPr>
-            <w:r>
-              <w:rPr>
-                <w:rFonts w:ascii="Calibri" w:cs="Calibri" w:eastAsia="Calibri" w:hAnsi="Calibri"/>
-                <w:b w:val="false"/>
-                <w:bCs w:val="false"/>
-                <w:color w:val="22303F"/>
-                <w:sz w:val="18"/>
-                <w:szCs w:val="18"/>
-              </w:rPr>
-              <w:t xml:space="preserve">(secret)</w:t>
-            </w:r>
-          </w:p>
-        </w:tc>
-        <w:tc>
-          <w:tcPr>
-            <w:tcW w:type="dxa" w:w="4700"/>
-            <w:shd w:fill="F1F4F9" w:color="auto" w:val="clear"/>
-            <w:tcMar>
-              <w:top w:type="dxa" w:w="40"/>
-              <w:left w:type="dxa" w:w="70"/>
-              <w:bottom w:type="dxa" w:w="40"/>
-              <w:right w:type="dxa" w:w="70"/>
-            </w:tcMar>
-          </w:tcPr>
-          <w:p>
-            <w:pPr>
-              <w:spacing w:after="0" w:line="240"/>
-            </w:pPr>
-            <w:r>
-              <w:rPr>
-                <w:rFonts w:ascii="Calibri" w:cs="Calibri" w:eastAsia="Calibri" w:hAnsi="Calibri"/>
-                <w:b w:val="false"/>
-                <w:bCs w:val="false"/>
-                <w:color w:val="22303F"/>
-                <w:sz w:val="18"/>
-                <w:szCs w:val="18"/>
-              </w:rPr>
-              <w:t xml:space="preserve">Registered OAuth clients (client_id + SHA-256 secret hash) allowed at /connect/token.</w:t>
-            </w:r>
-          </w:p>
-        </w:tc>
-      </w:tr>
-      <w:tr>
-        <w:tc>
-          <w:tcPr>
-            <w:tcW w:type="dxa" w:w="3300"/>
-            <w:tcMar>
-              <w:top w:type="dxa" w:w="40"/>
-              <w:left w:type="dxa" w:w="70"/>
-              <w:bottom w:type="dxa" w:w="40"/>
-              <w:right w:type="dxa" w:w="70"/>
-            </w:tcMar>
-          </w:tcPr>
-          <w:p>
-            <w:pPr>
-              <w:spacing w:after="0" w:line="240"/>
-            </w:pPr>
-            <w:r>
-              <w:rPr>
-                <w:rFonts w:ascii="Calibri" w:cs="Calibri" w:eastAsia="Calibri" w:hAnsi="Calibri"/>
-                <w:b w:val="false"/>
-                <w:bCs w:val="false"/>
-                <w:color w:val="22303F"/>
-                <w:sz w:val="18"/>
-                <w:szCs w:val="18"/>
-              </w:rPr>
-              <w:t xml:space="preserve">ApiSecurity:SigningKey</w:t>
-            </w:r>
-          </w:p>
-        </w:tc>
-        <w:tc>
-          <w:tcPr>
-            <w:tcW w:type="dxa" w:w="1500"/>
-            <w:tcMar>
-              <w:top w:type="dxa" w:w="40"/>
-              <w:left w:type="dxa" w:w="70"/>
-              <w:bottom w:type="dxa" w:w="40"/>
-              <w:right w:type="dxa" w:w="70"/>
-            </w:tcMar>
-          </w:tcPr>
-          <w:p>
-            <w:pPr>
-              <w:spacing w:after="0" w:line="240"/>
-            </w:pPr>
-            <w:r>
-              <w:rPr>
-                <w:rFonts w:ascii="Calibri" w:cs="Calibri" w:eastAsia="Calibri" w:hAnsi="Calibri"/>
-                <w:b w:val="false"/>
-                <w:bCs w:val="false"/>
-                <w:color w:val="22303F"/>
-                <w:sz w:val="18"/>
-                <w:szCs w:val="18"/>
-              </w:rPr>
-              <w:t xml:space="preserve">(secret)</w:t>
-            </w:r>
-          </w:p>
-        </w:tc>
-        <w:tc>
-          <w:tcPr>
-            <w:tcW w:type="dxa" w:w="4700"/>
-            <w:tcMar>
-              <w:top w:type="dxa" w:w="40"/>
-              <w:left w:type="dxa" w:w="70"/>
-              <w:bottom w:type="dxa" w:w="40"/>
-              <w:right w:type="dxa" w:w="70"/>
-            </w:tcMar>
-          </w:tcPr>
-          <w:p>
-            <w:pPr>
-              <w:spacing w:after="0" w:line="240"/>
-            </w:pPr>
-            <w:r>
-              <w:rPr>
-                <w:rFonts w:ascii="Calibri" w:cs="Calibri" w:eastAsia="Calibri" w:hAnsi="Calibri"/>
-                <w:b w:val="false"/>
-                <w:bCs w:val="false"/>
-                <w:color w:val="22303F"/>
-                <w:sz w:val="18"/>
-                <w:szCs w:val="18"/>
-              </w:rPr>
-              <w:t xml:space="preserve">JWT signing key for portal/session tokens.</w:t>
-            </w:r>
-          </w:p>
-        </w:tc>
-      </w:tr>
-      <w:tr>
-        <w:tc>
-          <w:tcPr>
-            <w:tcW w:type="dxa" w:w="3300"/>
-            <w:shd w:fill="F1F4F9" w:color="auto" w:val="clear"/>
-            <w:tcMar>
-              <w:top w:type="dxa" w:w="40"/>
-              <w:left w:type="dxa" w:w="70"/>
-              <w:bottom w:type="dxa" w:w="40"/>
-              <w:right w:type="dxa" w:w="70"/>
-            </w:tcMar>
-          </w:tcPr>
-          <w:p>
-            <w:pPr>
-              <w:spacing w:after="0" w:line="240"/>
-            </w:pPr>
-            <w:r>
-              <w:rPr>
-                <w:rFonts w:ascii="Calibri" w:cs="Calibri" w:eastAsia="Calibri" w:hAnsi="Calibri"/>
-                <w:b w:val="false"/>
-                <w:bCs w:val="false"/>
-                <w:color w:val="22303F"/>
-                <w:sz w:val="18"/>
-                <w:szCs w:val="18"/>
-              </w:rPr>
-              <w:t xml:space="preserve">SelfService:ApiKey</w:t>
-            </w:r>
-          </w:p>
-        </w:tc>
-        <w:tc>
-          <w:tcPr>
-            <w:tcW w:type="dxa" w:w="1500"/>
-            <w:shd w:fill="F1F4F9" w:color="auto" w:val="clear"/>
-            <w:tcMar>
-              <w:top w:type="dxa" w:w="40"/>
-              <w:left w:type="dxa" w:w="70"/>
-              <w:bottom w:type="dxa" w:w="40"/>
-              <w:right w:type="dxa" w:w="70"/>
-            </w:tcMar>
-          </w:tcPr>
-          <w:p>
-            <w:pPr>
-              <w:spacing w:after="0" w:line="240"/>
-            </w:pPr>
-            <w:r>
-              <w:rPr>
-                <w:rFonts w:ascii="Calibri" w:cs="Calibri" w:eastAsia="Calibri" w:hAnsi="Calibri"/>
-                <w:b w:val="false"/>
-                <w:bCs w:val="false"/>
-                <w:color w:val="22303F"/>
-                <w:sz w:val="18"/>
-                <w:szCs w:val="18"/>
-              </w:rPr>
-              <w:t xml:space="preserve">(secret)</w:t>
-            </w:r>
-          </w:p>
-        </w:tc>
-        <w:tc>
-          <w:tcPr>
-            <w:tcW w:type="dxa" w:w="4700"/>
-            <w:shd w:fill="F1F4F9" w:color="auto" w:val="clear"/>
-            <w:tcMar>
-              <w:top w:type="dxa" w:w="40"/>
-              <w:left w:type="dxa" w:w="70"/>
-              <w:bottom w:type="dxa" w:w="40"/>
-              <w:right w:type="dxa" w:w="70"/>
-            </w:tcMar>
-          </w:tcPr>
-          <w:p>
-            <w:pPr>
-              <w:spacing w:after="0" w:line="240"/>
-            </w:pPr>
-            <w:r>
-              <w:rPr>
-                <w:rFonts w:ascii="Calibri" w:cs="Calibri" w:eastAsia="Calibri" w:hAnsi="Calibri"/>
-                <w:b w:val="false"/>
-                <w:bCs w:val="false"/>
-                <w:color w:val="22303F"/>
-                <w:sz w:val="18"/>
-                <w:szCs w:val="18"/>
-              </w:rPr>
-              <w:t xml:space="preserve">Shared X-SelfService-Key accepted on /api/ss/* (must match the DMZ front-end).</w:t>
-            </w:r>
-          </w:p>
-        </w:tc>
-      </w:tr>
-    </w:tbl>
-    <w:p>
-      <w:pPr>
-        <w:pStyle w:val="Heading1"/>
-        <w:spacing w:after="120" w:before="260"/>
-      </w:pPr>
-      <w:r>
-        <w:rPr>
-          <w:rFonts w:ascii="Calibri" w:cs="Calibri" w:eastAsia="Calibri" w:hAnsi="Calibri"/>
-          <w:b/>
-          <w:bCs/>
-          <w:color w:val="0B2545"/>
-          <w:sz w:val="30"/>
-          <w:szCs w:val="30"/>
-        </w:rPr>
-        <w:t xml:space="preserve">10. General</w:t>
+        <w:t xml:space="preserve">9. General</w:t>
       </w:r>
     </w:p>
     <w:tbl>

--- a/docs/word/Supplier Portal - Configuration Document.docx
+++ b/docs/word/Supplier Portal - Configuration Document.docx
@@ -356,7 +356,7 @@
                 <w:sz w:val="18"/>
                 <w:szCs w:val="18"/>
               </w:rPr>
-              <w:t xml:space="preserve">15 September 2026</w:t>
+              <w:t xml:space="preserve">16 September 2026</w:t>
             </w:r>
           </w:p>
         </w:tc>
@@ -3207,6 +3207,19 @@
         <w:t xml:space="preserve">5. File Storage (Azure Blob)</w:t>
       </w:r>
     </w:p>
+    <w:p>
+      <w:pPr>
+        <w:spacing w:after="120" w:line="276"/>
+      </w:pPr>
+      <w:r>
+        <w:rPr>
+          <w:rFonts w:ascii="Calibri" w:cs="Calibri" w:eastAsia="Calibri" w:hAnsi="Calibri"/>
+          <w:sz w:val="21"/>
+          <w:szCs w:val="21"/>
+        </w:rPr>
+        <w:t xml:space="preserve">The app authenticates to Azure Blob with a connection string only (no managed identity). The container is created automatically as private (no anonymous access), so it need not be pre-created. If the connection string is blank or unreachable, blob is disabled and files fall back to the database / local disk — the app does not fail.</w:t>
+      </w:r>
+    </w:p>
     <w:tbl>
       <w:tblPr>
         <w:tblW w:type="dxa" w:w="9500"/>
@@ -3366,7 +3379,7 @@
                 <w:sz w:val="18"/>
                 <w:szCs w:val="18"/>
               </w:rPr>
-              <w:t xml:space="preserve">(blank)</w:t>
+              <w:t xml:space="preserve">(secret)</w:t>
             </w:r>
           </w:p>
         </w:tc>
@@ -3394,7 +3407,7 @@
                 <w:sz w:val="18"/>
                 <w:szCs w:val="18"/>
               </w:rPr>
-              <w:t xml:space="preserve">Leave blank to store files on local disk / in the database. When set, new uploads go to Azure Blob; existing files keep working from their current location.</w:t>
+              <w:t xml:space="preserve">Storage-account connection string: DefaultEndpointsProtocol=https;AccountName=…;AccountKey=…;EndpointSuffix=core.windows.net. Supply via env var BlobStorage__ConnectionString / Key Vault, never committed. Blank = store files in the database / on disk.</w:t>
             </w:r>
           </w:p>
         </w:tc>
@@ -3477,12 +3490,26 @@
                 <w:sz w:val="18"/>
                 <w:szCs w:val="18"/>
               </w:rPr>
-              <w:t xml:space="preserve">Blob container (auto-created, private).</w:t>
+              <w:t xml:space="preserve">Blob container name; auto-created as private (PublicAccessType.None).</w:t>
             </w:r>
           </w:p>
         </w:tc>
       </w:tr>
     </w:tbl>
+    <w:p>
+      <w:pPr>
+        <w:spacing w:after="120" w:line="276"/>
+      </w:pPr>
+      <w:r>
+        <w:rPr>
+          <w:rFonts w:ascii="Calibri" w:cs="Calibri" w:eastAsia="Calibri" w:hAnsi="Calibri"/>
+          <w:color w:val="6B7280"/>
+          <w:sz w:val="18"/>
+          <w:szCs w:val="18"/>
+        </w:rPr>
+        <w:t xml:space="preserve">To configure blob you need: the storage account name; a connection string (account key) for BlobStorage:ConnectionString; the container name (default 'userfiles'); and network reachability — with a private endpoint and public access restricted, the web app must reach &lt;account&gt;.blob.core.windows.net over the private endpoint (VNet integration + private DNS).</w:t>
+      </w:r>
+    </w:p>
     <w:p>
       <w:pPr>
         <w:pStyle w:val="Heading1"/>
@@ -3510,7 +3537,37 @@
           <w:sz w:val="21"/>
           <w:szCs w:val="21"/>
         </w:rPr>
-        <w:t xml:space="preserve">Emails route through EmailDispatcher, which chooses the mechanism from configuration: SMTP when Email:Smtp:Host is set (required on Azure SQL, which has no Database Mail), otherwise SQL Server Database Mail.</w:t>
+        <w:t xml:space="preserve">Emails route through EmailDispatcher, which chooses the delivery mechanism from configuration in this order of precedence: (1) Microsoft Graph (app-only) when Email:Graph is fully configured; otherwise (2) SMTP when Email:Smtp:Host is set (required on Azure SQL, which has no Database Mail); otherwise (3) SQL Server Database Mail.</w:t>
+      </w:r>
+    </w:p>
+    <w:p>
+      <w:pPr>
+        <w:pStyle w:val="Heading2"/>
+        <w:spacing w:after="90" w:before="200"/>
+      </w:pPr>
+      <w:r>
+        <w:rPr>
+          <w:rFonts w:ascii="Calibri" w:cs="Calibri" w:eastAsia="Calibri" w:hAnsi="Calibri"/>
+          <w:b/>
+          <w:bCs/>
+          <w:color w:val="274A7D"/>
+          <w:sz w:val="25"/>
+          <w:szCs w:val="25"/>
+        </w:rPr>
+        <w:t xml:space="preserve">6.1 Microsoft Graph (app-only, client-credentials)</w:t>
+      </w:r>
+    </w:p>
+    <w:p>
+      <w:pPr>
+        <w:spacing w:after="120" w:line="276"/>
+      </w:pPr>
+      <w:r>
+        <w:rPr>
+          <w:rFonts w:ascii="Calibri" w:cs="Calibri" w:eastAsia="Calibri" w:hAnsi="Calibri"/>
+          <w:sz w:val="21"/>
+          <w:szCs w:val="21"/>
+        </w:rPr>
+        <w:t xml:space="preserve">Sends from one fixed mailbox (SenderUpn) via Microsoft Graph with no signed-in user. Which mailbox the app may send as is enforced Exchange-side by an Application Access Policy (see the provisioning steps), not in code. Preferred sender once all four values are set.</w:t>
       </w:r>
     </w:p>
     <w:tbl>
@@ -3644,6 +3701,468 @@
                 <w:sz w:val="18"/>
                 <w:szCs w:val="18"/>
               </w:rPr>
+              <w:t xml:space="preserve">Email:Graph:TenantId</w:t>
+            </w:r>
+          </w:p>
+        </w:tc>
+        <w:tc>
+          <w:tcPr>
+            <w:tcW w:type="dxa" w:w="1500"/>
+            <w:shd w:fill="F1F4F9" w:color="auto" w:val="clear"/>
+            <w:tcMar>
+              <w:top w:type="dxa" w:w="40"/>
+              <w:left w:type="dxa" w:w="70"/>
+              <w:bottom w:type="dxa" w:w="40"/>
+              <w:right w:type="dxa" w:w="70"/>
+            </w:tcMar>
+          </w:tcPr>
+          <w:p>
+            <w:pPr>
+              <w:spacing w:after="0" w:line="240"/>
+            </w:pPr>
+            <w:r>
+              <w:rPr>
+                <w:rFonts w:ascii="Calibri" w:cs="Calibri" w:eastAsia="Calibri" w:hAnsi="Calibri"/>
+                <w:b w:val="false"/>
+                <w:bCs w:val="false"/>
+                <w:color w:val="22303F"/>
+                <w:sz w:val="18"/>
+                <w:szCs w:val="18"/>
+              </w:rPr>
+              <w:t xml:space="preserve">(guid)</w:t>
+            </w:r>
+          </w:p>
+        </w:tc>
+        <w:tc>
+          <w:tcPr>
+            <w:tcW w:type="dxa" w:w="4700"/>
+            <w:shd w:fill="F1F4F9" w:color="auto" w:val="clear"/>
+            <w:tcMar>
+              <w:top w:type="dxa" w:w="40"/>
+              <w:left w:type="dxa" w:w="70"/>
+              <w:bottom w:type="dxa" w:w="40"/>
+              <w:right w:type="dxa" w:w="70"/>
+            </w:tcMar>
+          </w:tcPr>
+          <w:p>
+            <w:pPr>
+              <w:spacing w:after="0" w:line="240"/>
+            </w:pPr>
+            <w:r>
+              <w:rPr>
+                <w:rFonts w:ascii="Calibri" w:cs="Calibri" w:eastAsia="Calibri" w:hAnsi="Calibri"/>
+                <w:b w:val="false"/>
+                <w:bCs w:val="false"/>
+                <w:color w:val="22303F"/>
+                <w:sz w:val="18"/>
+                <w:szCs w:val="18"/>
+              </w:rPr>
+              <w:t xml:space="preserve">Entra directory (tenant) id of the mailing app registration.</w:t>
+            </w:r>
+          </w:p>
+        </w:tc>
+      </w:tr>
+      <w:tr>
+        <w:tc>
+          <w:tcPr>
+            <w:tcW w:type="dxa" w:w="3300"/>
+            <w:tcMar>
+              <w:top w:type="dxa" w:w="40"/>
+              <w:left w:type="dxa" w:w="70"/>
+              <w:bottom w:type="dxa" w:w="40"/>
+              <w:right w:type="dxa" w:w="70"/>
+            </w:tcMar>
+          </w:tcPr>
+          <w:p>
+            <w:pPr>
+              <w:spacing w:after="0" w:line="240"/>
+            </w:pPr>
+            <w:r>
+              <w:rPr>
+                <w:rFonts w:ascii="Calibri" w:cs="Calibri" w:eastAsia="Calibri" w:hAnsi="Calibri"/>
+                <w:b w:val="false"/>
+                <w:bCs w:val="false"/>
+                <w:color w:val="22303F"/>
+                <w:sz w:val="18"/>
+                <w:szCs w:val="18"/>
+              </w:rPr>
+              <w:t xml:space="preserve">Email:Graph:ClientId</w:t>
+            </w:r>
+          </w:p>
+        </w:tc>
+        <w:tc>
+          <w:tcPr>
+            <w:tcW w:type="dxa" w:w="1500"/>
+            <w:tcMar>
+              <w:top w:type="dxa" w:w="40"/>
+              <w:left w:type="dxa" w:w="70"/>
+              <w:bottom w:type="dxa" w:w="40"/>
+              <w:right w:type="dxa" w:w="70"/>
+            </w:tcMar>
+          </w:tcPr>
+          <w:p>
+            <w:pPr>
+              <w:spacing w:after="0" w:line="240"/>
+            </w:pPr>
+            <w:r>
+              <w:rPr>
+                <w:rFonts w:ascii="Calibri" w:cs="Calibri" w:eastAsia="Calibri" w:hAnsi="Calibri"/>
+                <w:b w:val="false"/>
+                <w:bCs w:val="false"/>
+                <w:color w:val="22303F"/>
+                <w:sz w:val="18"/>
+                <w:szCs w:val="18"/>
+              </w:rPr>
+              <w:t xml:space="preserve">(guid)</w:t>
+            </w:r>
+          </w:p>
+        </w:tc>
+        <w:tc>
+          <w:tcPr>
+            <w:tcW w:type="dxa" w:w="4700"/>
+            <w:tcMar>
+              <w:top w:type="dxa" w:w="40"/>
+              <w:left w:type="dxa" w:w="70"/>
+              <w:bottom w:type="dxa" w:w="40"/>
+              <w:right w:type="dxa" w:w="70"/>
+            </w:tcMar>
+          </w:tcPr>
+          <w:p>
+            <w:pPr>
+              <w:spacing w:after="0" w:line="240"/>
+            </w:pPr>
+            <w:r>
+              <w:rPr>
+                <w:rFonts w:ascii="Calibri" w:cs="Calibri" w:eastAsia="Calibri" w:hAnsi="Calibri"/>
+                <w:b w:val="false"/>
+                <w:bCs w:val="false"/>
+                <w:color w:val="22303F"/>
+                <w:sz w:val="18"/>
+                <w:szCs w:val="18"/>
+              </w:rPr>
+              <w:t xml:space="preserve">Application (client) id of the mailing app registration.</w:t>
+            </w:r>
+          </w:p>
+        </w:tc>
+      </w:tr>
+      <w:tr>
+        <w:tc>
+          <w:tcPr>
+            <w:tcW w:type="dxa" w:w="3300"/>
+            <w:shd w:fill="F1F4F9" w:color="auto" w:val="clear"/>
+            <w:tcMar>
+              <w:top w:type="dxa" w:w="40"/>
+              <w:left w:type="dxa" w:w="70"/>
+              <w:bottom w:type="dxa" w:w="40"/>
+              <w:right w:type="dxa" w:w="70"/>
+            </w:tcMar>
+          </w:tcPr>
+          <w:p>
+            <w:pPr>
+              <w:spacing w:after="0" w:line="240"/>
+            </w:pPr>
+            <w:r>
+              <w:rPr>
+                <w:rFonts w:ascii="Calibri" w:cs="Calibri" w:eastAsia="Calibri" w:hAnsi="Calibri"/>
+                <w:b w:val="false"/>
+                <w:bCs w:val="false"/>
+                <w:color w:val="22303F"/>
+                <w:sz w:val="18"/>
+                <w:szCs w:val="18"/>
+              </w:rPr>
+              <w:t xml:space="preserve">Email:Graph:ClientSecret</w:t>
+            </w:r>
+          </w:p>
+        </w:tc>
+        <w:tc>
+          <w:tcPr>
+            <w:tcW w:type="dxa" w:w="1500"/>
+            <w:shd w:fill="F1F4F9" w:color="auto" w:val="clear"/>
+            <w:tcMar>
+              <w:top w:type="dxa" w:w="40"/>
+              <w:left w:type="dxa" w:w="70"/>
+              <w:bottom w:type="dxa" w:w="40"/>
+              <w:right w:type="dxa" w:w="70"/>
+            </w:tcMar>
+          </w:tcPr>
+          <w:p>
+            <w:pPr>
+              <w:spacing w:after="0" w:line="240"/>
+            </w:pPr>
+            <w:r>
+              <w:rPr>
+                <w:rFonts w:ascii="Calibri" w:cs="Calibri" w:eastAsia="Calibri" w:hAnsi="Calibri"/>
+                <w:b w:val="false"/>
+                <w:bCs w:val="false"/>
+                <w:color w:val="22303F"/>
+                <w:sz w:val="18"/>
+                <w:szCs w:val="18"/>
+              </w:rPr>
+              <w:t xml:space="preserve">(secret)</w:t>
+            </w:r>
+          </w:p>
+        </w:tc>
+        <w:tc>
+          <w:tcPr>
+            <w:tcW w:type="dxa" w:w="4700"/>
+            <w:shd w:fill="F1F4F9" w:color="auto" w:val="clear"/>
+            <w:tcMar>
+              <w:top w:type="dxa" w:w="40"/>
+              <w:left w:type="dxa" w:w="70"/>
+              <w:bottom w:type="dxa" w:w="40"/>
+              <w:right w:type="dxa" w:w="70"/>
+            </w:tcMar>
+          </w:tcPr>
+          <w:p>
+            <w:pPr>
+              <w:spacing w:after="0" w:line="240"/>
+            </w:pPr>
+            <w:r>
+              <w:rPr>
+                <w:rFonts w:ascii="Calibri" w:cs="Calibri" w:eastAsia="Calibri" w:hAnsi="Calibri"/>
+                <w:b w:val="false"/>
+                <w:bCs w:val="false"/>
+                <w:color w:val="22303F"/>
+                <w:sz w:val="18"/>
+                <w:szCs w:val="18"/>
+              </w:rPr>
+              <w:t xml:space="preserve">Client secret — env var Email__Graph__ClientSecret / Key Vault only, never committed. Prefer a certificate in production.</w:t>
+            </w:r>
+          </w:p>
+        </w:tc>
+      </w:tr>
+      <w:tr>
+        <w:tc>
+          <w:tcPr>
+            <w:tcW w:type="dxa" w:w="3300"/>
+            <w:tcMar>
+              <w:top w:type="dxa" w:w="40"/>
+              <w:left w:type="dxa" w:w="70"/>
+              <w:bottom w:type="dxa" w:w="40"/>
+              <w:right w:type="dxa" w:w="70"/>
+            </w:tcMar>
+          </w:tcPr>
+          <w:p>
+            <w:pPr>
+              <w:spacing w:after="0" w:line="240"/>
+            </w:pPr>
+            <w:r>
+              <w:rPr>
+                <w:rFonts w:ascii="Calibri" w:cs="Calibri" w:eastAsia="Calibri" w:hAnsi="Calibri"/>
+                <w:b w:val="false"/>
+                <w:bCs w:val="false"/>
+                <w:color w:val="22303F"/>
+                <w:sz w:val="18"/>
+                <w:szCs w:val="18"/>
+              </w:rPr>
+              <w:t xml:space="preserve">Email:Graph:SenderUpn</w:t>
+            </w:r>
+          </w:p>
+        </w:tc>
+        <w:tc>
+          <w:tcPr>
+            <w:tcW w:type="dxa" w:w="1500"/>
+            <w:tcMar>
+              <w:top w:type="dxa" w:w="40"/>
+              <w:left w:type="dxa" w:w="70"/>
+              <w:bottom w:type="dxa" w:w="40"/>
+              <w:right w:type="dxa" w:w="70"/>
+            </w:tcMar>
+          </w:tcPr>
+          <w:p>
+            <w:pPr>
+              <w:spacing w:after="0" w:line="240"/>
+            </w:pPr>
+            <w:r>
+              <w:rPr>
+                <w:rFonts w:ascii="Calibri" w:cs="Calibri" w:eastAsia="Calibri" w:hAnsi="Calibri"/>
+                <w:b w:val="false"/>
+                <w:bCs w:val="false"/>
+                <w:color w:val="22303F"/>
+                <w:sz w:val="18"/>
+                <w:szCs w:val="18"/>
+              </w:rPr>
+              <w:t xml:space="preserve">(mailbox)</w:t>
+            </w:r>
+          </w:p>
+        </w:tc>
+        <w:tc>
+          <w:tcPr>
+            <w:tcW w:type="dxa" w:w="4700"/>
+            <w:tcMar>
+              <w:top w:type="dxa" w:w="40"/>
+              <w:left w:type="dxa" w:w="70"/>
+              <w:bottom w:type="dxa" w:w="40"/>
+              <w:right w:type="dxa" w:w="70"/>
+            </w:tcMar>
+          </w:tcPr>
+          <w:p>
+            <w:pPr>
+              <w:spacing w:after="0" w:line="240"/>
+            </w:pPr>
+            <w:r>
+              <w:rPr>
+                <w:rFonts w:ascii="Calibri" w:cs="Calibri" w:eastAsia="Calibri" w:hAnsi="Calibri"/>
+                <w:b w:val="false"/>
+                <w:bCs w:val="false"/>
+                <w:color w:val="22303F"/>
+                <w:sz w:val="18"/>
+                <w:szCs w:val="18"/>
+              </w:rPr>
+              <w:t xml:space="preserve">Fixed sender mailbox (UPN). A 403 ErrorAccessDenied means the Application Access Policy excludes this mailbox.</w:t>
+            </w:r>
+          </w:p>
+        </w:tc>
+      </w:tr>
+    </w:tbl>
+    <w:p>
+      <w:pPr>
+        <w:pStyle w:val="Heading2"/>
+        <w:spacing w:after="90" w:before="200"/>
+      </w:pPr>
+      <w:r>
+        <w:rPr>
+          <w:rFonts w:ascii="Calibri" w:cs="Calibri" w:eastAsia="Calibri" w:hAnsi="Calibri"/>
+          <w:b/>
+          <w:bCs/>
+          <w:color w:val="274A7D"/>
+          <w:sz w:val="25"/>
+          <w:szCs w:val="25"/>
+        </w:rPr>
+        <w:t xml:space="preserve">6.2 SMTP / SQL Server Database Mail (fallback)</w:t>
+      </w:r>
+    </w:p>
+    <w:tbl>
+      <w:tblPr>
+        <w:tblW w:type="dxa" w:w="9500"/>
+        <w:tblBorders>
+          <w:top w:val="single" w:color="D3DAE6" w:sz="4"/>
+          <w:left w:val="single" w:color="D3DAE6" w:sz="4"/>
+          <w:bottom w:val="single" w:color="D3DAE6" w:sz="4"/>
+          <w:right w:val="single" w:color="D3DAE6" w:sz="4"/>
+          <w:insideH w:val="single" w:color="D3DAE6" w:sz="4"/>
+          <w:insideV w:val="single" w:color="D3DAE6" w:sz="4"/>
+        </w:tblBorders>
+      </w:tblPr>
+      <w:tblGrid>
+        <w:gridCol w:w="3300"/>
+        <w:gridCol w:w="1500"/>
+        <w:gridCol w:w="4700"/>
+      </w:tblGrid>
+      <w:tr>
+        <w:trPr>
+          <w:tblHeader/>
+        </w:trPr>
+        <w:tc>
+          <w:tcPr>
+            <w:tcW w:type="dxa" w:w="3300"/>
+            <w:shd w:fill="0B2545" w:color="auto" w:val="clear"/>
+            <w:tcMar>
+              <w:top w:type="dxa" w:w="40"/>
+              <w:left w:type="dxa" w:w="70"/>
+              <w:bottom w:type="dxa" w:w="40"/>
+              <w:right w:type="dxa" w:w="70"/>
+            </w:tcMar>
+          </w:tcPr>
+          <w:p>
+            <w:pPr>
+              <w:spacing w:after="0" w:line="240"/>
+            </w:pPr>
+            <w:r>
+              <w:rPr>
+                <w:rFonts w:ascii="Calibri" w:cs="Calibri" w:eastAsia="Calibri" w:hAnsi="Calibri"/>
+                <w:b/>
+                <w:bCs/>
+                <w:color w:val="FFFFFF"/>
+                <w:sz w:val="18"/>
+                <w:szCs w:val="18"/>
+              </w:rPr>
+              <w:t xml:space="preserve">Setting</w:t>
+            </w:r>
+          </w:p>
+        </w:tc>
+        <w:tc>
+          <w:tcPr>
+            <w:tcW w:type="dxa" w:w="1500"/>
+            <w:shd w:fill="0B2545" w:color="auto" w:val="clear"/>
+            <w:tcMar>
+              <w:top w:type="dxa" w:w="40"/>
+              <w:left w:type="dxa" w:w="70"/>
+              <w:bottom w:type="dxa" w:w="40"/>
+              <w:right w:type="dxa" w:w="70"/>
+            </w:tcMar>
+          </w:tcPr>
+          <w:p>
+            <w:pPr>
+              <w:spacing w:after="0" w:line="240"/>
+            </w:pPr>
+            <w:r>
+              <w:rPr>
+                <w:rFonts w:ascii="Calibri" w:cs="Calibri" w:eastAsia="Calibri" w:hAnsi="Calibri"/>
+                <w:b/>
+                <w:bCs/>
+                <w:color w:val="FFFFFF"/>
+                <w:sz w:val="18"/>
+                <w:szCs w:val="18"/>
+              </w:rPr>
+              <w:t xml:space="preserve">Value / example</w:t>
+            </w:r>
+          </w:p>
+        </w:tc>
+        <w:tc>
+          <w:tcPr>
+            <w:tcW w:type="dxa" w:w="4700"/>
+            <w:shd w:fill="0B2545" w:color="auto" w:val="clear"/>
+            <w:tcMar>
+              <w:top w:type="dxa" w:w="40"/>
+              <w:left w:type="dxa" w:w="70"/>
+              <w:bottom w:type="dxa" w:w="40"/>
+              <w:right w:type="dxa" w:w="70"/>
+            </w:tcMar>
+          </w:tcPr>
+          <w:p>
+            <w:pPr>
+              <w:spacing w:after="0" w:line="240"/>
+            </w:pPr>
+            <w:r>
+              <w:rPr>
+                <w:rFonts w:ascii="Calibri" w:cs="Calibri" w:eastAsia="Calibri" w:hAnsi="Calibri"/>
+                <w:b/>
+                <w:bCs/>
+                <w:color w:val="FFFFFF"/>
+                <w:sz w:val="18"/>
+                <w:szCs w:val="18"/>
+              </w:rPr>
+              <w:t xml:space="preserve">Description</w:t>
+            </w:r>
+          </w:p>
+        </w:tc>
+      </w:tr>
+      <w:tr>
+        <w:tc>
+          <w:tcPr>
+            <w:tcW w:type="dxa" w:w="3300"/>
+            <w:shd w:fill="F1F4F9" w:color="auto" w:val="clear"/>
+            <w:tcMar>
+              <w:top w:type="dxa" w:w="40"/>
+              <w:left w:type="dxa" w:w="70"/>
+              <w:bottom w:type="dxa" w:w="40"/>
+              <w:right w:type="dxa" w:w="70"/>
+            </w:tcMar>
+          </w:tcPr>
+          <w:p>
+            <w:pPr>
+              <w:spacing w:after="0" w:line="240"/>
+            </w:pPr>
+            <w:r>
+              <w:rPr>
+                <w:rFonts w:ascii="Calibri" w:cs="Calibri" w:eastAsia="Calibri" w:hAnsi="Calibri"/>
+                <w:b w:val="false"/>
+                <w:bCs w:val="false"/>
+                <w:color w:val="22303F"/>
+                <w:sz w:val="18"/>
+                <w:szCs w:val="18"/>
+              </w:rPr>
               <w:t xml:space="preserve">Email:MailProfileName</w:t>
             </w:r>
           </w:p>
@@ -3700,7 +4219,7 @@
                 <w:sz w:val="18"/>
                 <w:szCs w:val="18"/>
               </w:rPr>
-              <w:t xml:space="preserve">SQL Server Database Mail profile (used when Smtp:Host is blank).</w:t>
+              <w:t xml:space="preserve">SQL Server Database Mail profile (used when Graph and Smtp:Host are blank).</w:t>
             </w:r>
           </w:p>
         </w:tc>
@@ -5616,6 +6135,1582 @@
           <w:szCs w:val="18"/>
         </w:rPr>
         <w:t xml:space="preserve">Note: a valid production appsettings must not contain any secret values or stray keys; store all secrets in appsettings.Local.json, environment variables, or Azure Key Vault, and rotate any credential that has ever been committed.</w:t>
+      </w:r>
+    </w:p>
+    <w:p>
+      <w:pPr>
+        <w:pStyle w:val="Heading1"/>
+        <w:spacing w:after="120" w:before="260"/>
+      </w:pPr>
+      <w:r>
+        <w:rPr>
+          <w:rFonts w:ascii="Calibri" w:cs="Calibri" w:eastAsia="Calibri" w:hAnsi="Calibri"/>
+          <w:b/>
+          <w:bCs/>
+          <w:color w:val="0B2545"/>
+          <w:sz w:val="30"/>
+          <w:szCs w:val="30"/>
+        </w:rPr>
+        <w:t xml:space="preserve">10. Environment Provisioning Steps</w:t>
+      </w:r>
+    </w:p>
+    <w:p>
+      <w:pPr>
+        <w:spacing w:after="120" w:line="276"/>
+      </w:pPr>
+      <w:r>
+        <w:rPr>
+          <w:rFonts w:ascii="Calibri" w:cs="Calibri" w:eastAsia="Calibri" w:hAnsi="Calibri"/>
+          <w:sz w:val="18"/>
+          <w:szCs w:val="18"/>
+        </w:rPr>
+        <w:t xml:space="preserve">The production environment (Dubai Investments) is provisioned as below. Identifiers (app/client, object and tenant ids, endpoints, host names) are recorded for reference; all secret values — passwords and client secrets — are stored only in Azure Key Vault / environment variables and are shown here as '(secret)'.</w:t>
+      </w:r>
+    </w:p>
+    <w:p>
+      <w:pPr>
+        <w:spacing w:after="120" w:line="276"/>
+      </w:pPr>
+      <w:r>
+        <w:rPr>
+          <w:rFonts w:ascii="Calibri" w:cs="Calibri" w:eastAsia="Calibri" w:hAnsi="Calibri"/>
+          <w:b/>
+          <w:bCs/>
+          <w:color w:val="B7791F"/>
+          <w:sz w:val="18"/>
+          <w:szCs w:val="18"/>
+        </w:rPr>
+        <w:t xml:space="preserve">Never commit the secret values; supply them at deploy time via the environment-variable names given below or a Key Vault reference, and rotate any credential that has ever been shared or committed.</w:t>
+      </w:r>
+    </w:p>
+    <w:p>
+      <w:pPr>
+        <w:pStyle w:val="Heading2"/>
+        <w:spacing w:after="90" w:before="200"/>
+      </w:pPr>
+      <w:r>
+        <w:rPr>
+          <w:rFonts w:ascii="Calibri" w:cs="Calibri" w:eastAsia="Calibri" w:hAnsi="Calibri"/>
+          <w:b/>
+          <w:bCs/>
+          <w:color w:val="274A7D"/>
+          <w:sz w:val="25"/>
+          <w:szCs w:val="25"/>
+        </w:rPr>
+        <w:t xml:space="preserve">Step 1 — Azure SQL Database</w:t>
+      </w:r>
+    </w:p>
+    <w:tbl>
+      <w:tblPr>
+        <w:tblW w:type="dxa" w:w="9500"/>
+        <w:tblBorders>
+          <w:top w:val="single" w:color="D3DAE6" w:sz="4"/>
+          <w:left w:val="single" w:color="D3DAE6" w:sz="4"/>
+          <w:bottom w:val="single" w:color="D3DAE6" w:sz="4"/>
+          <w:right w:val="single" w:color="D3DAE6" w:sz="4"/>
+          <w:insideH w:val="single" w:color="D3DAE6" w:sz="4"/>
+          <w:insideV w:val="single" w:color="D3DAE6" w:sz="4"/>
+        </w:tblBorders>
+      </w:tblPr>
+      <w:tblGrid>
+        <w:gridCol w:w="3300"/>
+        <w:gridCol w:w="6200"/>
+      </w:tblGrid>
+      <w:tr>
+        <w:trPr>
+          <w:tblHeader/>
+        </w:trPr>
+        <w:tc>
+          <w:tcPr>
+            <w:tcW w:type="dxa" w:w="3300"/>
+            <w:shd w:fill="0B2545" w:color="auto" w:val="clear"/>
+            <w:tcMar>
+              <w:top w:type="dxa" w:w="40"/>
+              <w:left w:type="dxa" w:w="70"/>
+              <w:bottom w:type="dxa" w:w="40"/>
+              <w:right w:type="dxa" w:w="70"/>
+            </w:tcMar>
+          </w:tcPr>
+          <w:p>
+            <w:pPr>
+              <w:spacing w:after="0" w:line="240"/>
+            </w:pPr>
+            <w:r>
+              <w:rPr>
+                <w:rFonts w:ascii="Calibri" w:cs="Calibri" w:eastAsia="Calibri" w:hAnsi="Calibri"/>
+                <w:b/>
+                <w:bCs/>
+                <w:color w:val="FFFFFF"/>
+                <w:sz w:val="18"/>
+                <w:szCs w:val="18"/>
+              </w:rPr>
+              <w:t xml:space="preserve">Item</w:t>
+            </w:r>
+          </w:p>
+        </w:tc>
+        <w:tc>
+          <w:tcPr>
+            <w:tcW w:type="dxa" w:w="6200"/>
+            <w:shd w:fill="0B2545" w:color="auto" w:val="clear"/>
+            <w:tcMar>
+              <w:top w:type="dxa" w:w="40"/>
+              <w:left w:type="dxa" w:w="70"/>
+              <w:bottom w:type="dxa" w:w="40"/>
+              <w:right w:type="dxa" w:w="70"/>
+            </w:tcMar>
+          </w:tcPr>
+          <w:p>
+            <w:pPr>
+              <w:spacing w:after="0" w:line="240"/>
+            </w:pPr>
+            <w:r>
+              <w:rPr>
+                <w:rFonts w:ascii="Calibri" w:cs="Calibri" w:eastAsia="Calibri" w:hAnsi="Calibri"/>
+                <w:b/>
+                <w:bCs/>
+                <w:color w:val="FFFFFF"/>
+                <w:sz w:val="18"/>
+                <w:szCs w:val="18"/>
+              </w:rPr>
+              <w:t xml:space="preserve">Value / maps to</w:t>
+            </w:r>
+          </w:p>
+        </w:tc>
+      </w:tr>
+      <w:tr>
+        <w:tc>
+          <w:tcPr>
+            <w:tcW w:type="dxa" w:w="3300"/>
+            <w:shd w:fill="F1F4F9" w:color="auto" w:val="clear"/>
+            <w:tcMar>
+              <w:top w:type="dxa" w:w="40"/>
+              <w:left w:type="dxa" w:w="70"/>
+              <w:bottom w:type="dxa" w:w="40"/>
+              <w:right w:type="dxa" w:w="70"/>
+            </w:tcMar>
+          </w:tcPr>
+          <w:p>
+            <w:pPr>
+              <w:spacing w:after="0" w:line="240"/>
+            </w:pPr>
+            <w:r>
+              <w:rPr>
+                <w:rFonts w:ascii="Calibri" w:cs="Calibri" w:eastAsia="Calibri" w:hAnsi="Calibri"/>
+                <w:b w:val="false"/>
+                <w:bCs w:val="false"/>
+                <w:color w:val="22303F"/>
+                <w:sz w:val="18"/>
+                <w:szCs w:val="18"/>
+              </w:rPr>
+              <w:t xml:space="preserve">Server</w:t>
+            </w:r>
+          </w:p>
+        </w:tc>
+        <w:tc>
+          <w:tcPr>
+            <w:tcW w:type="dxa" w:w="6200"/>
+            <w:shd w:fill="F1F4F9" w:color="auto" w:val="clear"/>
+            <w:tcMar>
+              <w:top w:type="dxa" w:w="40"/>
+              <w:left w:type="dxa" w:w="70"/>
+              <w:bottom w:type="dxa" w:w="40"/>
+              <w:right w:type="dxa" w:w="70"/>
+            </w:tcMar>
+          </w:tcPr>
+          <w:p>
+            <w:pPr>
+              <w:spacing w:after="0" w:line="240"/>
+            </w:pPr>
+            <w:r>
+              <w:rPr>
+                <w:rFonts w:ascii="Calibri" w:cs="Calibri" w:eastAsia="Calibri" w:hAnsi="Calibri"/>
+                <w:b w:val="false"/>
+                <w:bCs w:val="false"/>
+                <w:color w:val="22303F"/>
+                <w:sz w:val="18"/>
+                <w:szCs w:val="18"/>
+              </w:rPr>
+              <w:t xml:space="preserve">ts-db.database.windows.net</w:t>
+            </w:r>
+          </w:p>
+        </w:tc>
+      </w:tr>
+      <w:tr>
+        <w:tc>
+          <w:tcPr>
+            <w:tcW w:type="dxa" w:w="3300"/>
+            <w:tcMar>
+              <w:top w:type="dxa" w:w="40"/>
+              <w:left w:type="dxa" w:w="70"/>
+              <w:bottom w:type="dxa" w:w="40"/>
+              <w:right w:type="dxa" w:w="70"/>
+            </w:tcMar>
+          </w:tcPr>
+          <w:p>
+            <w:pPr>
+              <w:spacing w:after="0" w:line="240"/>
+            </w:pPr>
+            <w:r>
+              <w:rPr>
+                <w:rFonts w:ascii="Calibri" w:cs="Calibri" w:eastAsia="Calibri" w:hAnsi="Calibri"/>
+                <w:b w:val="false"/>
+                <w:bCs w:val="false"/>
+                <w:color w:val="22303F"/>
+                <w:sz w:val="18"/>
+                <w:szCs w:val="18"/>
+              </w:rPr>
+              <w:t xml:space="preserve">Administrator login</w:t>
+            </w:r>
+          </w:p>
+        </w:tc>
+        <w:tc>
+          <w:tcPr>
+            <w:tcW w:type="dxa" w:w="6200"/>
+            <w:tcMar>
+              <w:top w:type="dxa" w:w="40"/>
+              <w:left w:type="dxa" w:w="70"/>
+              <w:bottom w:type="dxa" w:w="40"/>
+              <w:right w:type="dxa" w:w="70"/>
+            </w:tcMar>
+          </w:tcPr>
+          <w:p>
+            <w:pPr>
+              <w:spacing w:after="0" w:line="240"/>
+            </w:pPr>
+            <w:r>
+              <w:rPr>
+                <w:rFonts w:ascii="Calibri" w:cs="Calibri" w:eastAsia="Calibri" w:hAnsi="Calibri"/>
+                <w:b w:val="false"/>
+                <w:bCs w:val="false"/>
+                <w:color w:val="22303F"/>
+                <w:sz w:val="18"/>
+                <w:szCs w:val="18"/>
+              </w:rPr>
+              <w:t xml:space="preserve">sqladmin</w:t>
+            </w:r>
+          </w:p>
+        </w:tc>
+      </w:tr>
+      <w:tr>
+        <w:tc>
+          <w:tcPr>
+            <w:tcW w:type="dxa" w:w="3300"/>
+            <w:shd w:fill="F1F4F9" w:color="auto" w:val="clear"/>
+            <w:tcMar>
+              <w:top w:type="dxa" w:w="40"/>
+              <w:left w:type="dxa" w:w="70"/>
+              <w:bottom w:type="dxa" w:w="40"/>
+              <w:right w:type="dxa" w:w="70"/>
+            </w:tcMar>
+          </w:tcPr>
+          <w:p>
+            <w:pPr>
+              <w:spacing w:after="0" w:line="240"/>
+            </w:pPr>
+            <w:r>
+              <w:rPr>
+                <w:rFonts w:ascii="Calibri" w:cs="Calibri" w:eastAsia="Calibri" w:hAnsi="Calibri"/>
+                <w:b w:val="false"/>
+                <w:bCs w:val="false"/>
+                <w:color w:val="22303F"/>
+                <w:sz w:val="18"/>
+                <w:szCs w:val="18"/>
+              </w:rPr>
+              <w:t xml:space="preserve">Administrator password</w:t>
+            </w:r>
+          </w:p>
+        </w:tc>
+        <w:tc>
+          <w:tcPr>
+            <w:tcW w:type="dxa" w:w="6200"/>
+            <w:shd w:fill="F1F4F9" w:color="auto" w:val="clear"/>
+            <w:tcMar>
+              <w:top w:type="dxa" w:w="40"/>
+              <w:left w:type="dxa" w:w="70"/>
+              <w:bottom w:type="dxa" w:w="40"/>
+              <w:right w:type="dxa" w:w="70"/>
+            </w:tcMar>
+          </w:tcPr>
+          <w:p>
+            <w:pPr>
+              <w:spacing w:after="0" w:line="240"/>
+            </w:pPr>
+            <w:r>
+              <w:rPr>
+                <w:rFonts w:ascii="Calibri" w:cs="Calibri" w:eastAsia="Calibri" w:hAnsi="Calibri"/>
+                <w:b w:val="false"/>
+                <w:bCs w:val="false"/>
+                <w:color w:val="22303F"/>
+                <w:sz w:val="18"/>
+                <w:szCs w:val="18"/>
+              </w:rPr>
+              <w:t xml:space="preserve">(secret — Key Vault)</w:t>
+            </w:r>
+          </w:p>
+        </w:tc>
+      </w:tr>
+      <w:tr>
+        <w:tc>
+          <w:tcPr>
+            <w:tcW w:type="dxa" w:w="3300"/>
+            <w:tcMar>
+              <w:top w:type="dxa" w:w="40"/>
+              <w:left w:type="dxa" w:w="70"/>
+              <w:bottom w:type="dxa" w:w="40"/>
+              <w:right w:type="dxa" w:w="70"/>
+            </w:tcMar>
+          </w:tcPr>
+          <w:p>
+            <w:pPr>
+              <w:spacing w:after="0" w:line="240"/>
+            </w:pPr>
+            <w:r>
+              <w:rPr>
+                <w:rFonts w:ascii="Calibri" w:cs="Calibri" w:eastAsia="Calibri" w:hAnsi="Calibri"/>
+                <w:b w:val="false"/>
+                <w:bCs w:val="false"/>
+                <w:color w:val="22303F"/>
+                <w:sz w:val="18"/>
+                <w:szCs w:val="18"/>
+              </w:rPr>
+              <w:t xml:space="preserve">Maps to</w:t>
+            </w:r>
+          </w:p>
+        </w:tc>
+        <w:tc>
+          <w:tcPr>
+            <w:tcW w:type="dxa" w:w="6200"/>
+            <w:tcMar>
+              <w:top w:type="dxa" w:w="40"/>
+              <w:left w:type="dxa" w:w="70"/>
+              <w:bottom w:type="dxa" w:w="40"/>
+              <w:right w:type="dxa" w:w="70"/>
+            </w:tcMar>
+          </w:tcPr>
+          <w:p>
+            <w:pPr>
+              <w:spacing w:after="0" w:line="240"/>
+            </w:pPr>
+            <w:r>
+              <w:rPr>
+                <w:rFonts w:ascii="Calibri" w:cs="Calibri" w:eastAsia="Calibri" w:hAnsi="Calibri"/>
+                <w:b w:val="false"/>
+                <w:bCs w:val="false"/>
+                <w:color w:val="22303F"/>
+                <w:sz w:val="18"/>
+                <w:szCs w:val="18"/>
+              </w:rPr>
+              <w:t xml:space="preserve">Database:Provider = Azure; ConnectionStrings:AzureConnection (secret — ConnectionStrings__AzureConnection)</w:t>
+            </w:r>
+          </w:p>
+        </w:tc>
+      </w:tr>
+    </w:tbl>
+    <w:p>
+      <w:pPr>
+        <w:pStyle w:val="Heading2"/>
+        <w:spacing w:after="90" w:before="200"/>
+      </w:pPr>
+      <w:r>
+        <w:rPr>
+          <w:rFonts w:ascii="Calibri" w:cs="Calibri" w:eastAsia="Calibri" w:hAnsi="Calibri"/>
+          <w:b/>
+          <w:bCs/>
+          <w:color w:val="274A7D"/>
+          <w:sz w:val="25"/>
+          <w:szCs w:val="25"/>
+        </w:rPr>
+        <w:t xml:space="preserve">Step 2 — Email app registration (Microsoft Graph mailing)</w:t>
+      </w:r>
+    </w:p>
+    <w:tbl>
+      <w:tblPr>
+        <w:tblW w:type="dxa" w:w="9500"/>
+        <w:tblBorders>
+          <w:top w:val="single" w:color="D3DAE6" w:sz="4"/>
+          <w:left w:val="single" w:color="D3DAE6" w:sz="4"/>
+          <w:bottom w:val="single" w:color="D3DAE6" w:sz="4"/>
+          <w:right w:val="single" w:color="D3DAE6" w:sz="4"/>
+          <w:insideH w:val="single" w:color="D3DAE6" w:sz="4"/>
+          <w:insideV w:val="single" w:color="D3DAE6" w:sz="4"/>
+        </w:tblBorders>
+      </w:tblPr>
+      <w:tblGrid>
+        <w:gridCol w:w="3300"/>
+        <w:gridCol w:w="6200"/>
+      </w:tblGrid>
+      <w:tr>
+        <w:trPr>
+          <w:tblHeader/>
+        </w:trPr>
+        <w:tc>
+          <w:tcPr>
+            <w:tcW w:type="dxa" w:w="3300"/>
+            <w:shd w:fill="0B2545" w:color="auto" w:val="clear"/>
+            <w:tcMar>
+              <w:top w:type="dxa" w:w="40"/>
+              <w:left w:type="dxa" w:w="70"/>
+              <w:bottom w:type="dxa" w:w="40"/>
+              <w:right w:type="dxa" w:w="70"/>
+            </w:tcMar>
+          </w:tcPr>
+          <w:p>
+            <w:pPr>
+              <w:spacing w:after="0" w:line="240"/>
+            </w:pPr>
+            <w:r>
+              <w:rPr>
+                <w:rFonts w:ascii="Calibri" w:cs="Calibri" w:eastAsia="Calibri" w:hAnsi="Calibri"/>
+                <w:b/>
+                <w:bCs/>
+                <w:color w:val="FFFFFF"/>
+                <w:sz w:val="18"/>
+                <w:szCs w:val="18"/>
+              </w:rPr>
+              <w:t xml:space="preserve">Item</w:t>
+            </w:r>
+          </w:p>
+        </w:tc>
+        <w:tc>
+          <w:tcPr>
+            <w:tcW w:type="dxa" w:w="6200"/>
+            <w:shd w:fill="0B2545" w:color="auto" w:val="clear"/>
+            <w:tcMar>
+              <w:top w:type="dxa" w:w="40"/>
+              <w:left w:type="dxa" w:w="70"/>
+              <w:bottom w:type="dxa" w:w="40"/>
+              <w:right w:type="dxa" w:w="70"/>
+            </w:tcMar>
+          </w:tcPr>
+          <w:p>
+            <w:pPr>
+              <w:spacing w:after="0" w:line="240"/>
+            </w:pPr>
+            <w:r>
+              <w:rPr>
+                <w:rFonts w:ascii="Calibri" w:cs="Calibri" w:eastAsia="Calibri" w:hAnsi="Calibri"/>
+                <w:b/>
+                <w:bCs/>
+                <w:color w:val="FFFFFF"/>
+                <w:sz w:val="18"/>
+                <w:szCs w:val="18"/>
+              </w:rPr>
+              <w:t xml:space="preserve">Value / maps to</w:t>
+            </w:r>
+          </w:p>
+        </w:tc>
+      </w:tr>
+      <w:tr>
+        <w:tc>
+          <w:tcPr>
+            <w:tcW w:type="dxa" w:w="3300"/>
+            <w:shd w:fill="F1F4F9" w:color="auto" w:val="clear"/>
+            <w:tcMar>
+              <w:top w:type="dxa" w:w="40"/>
+              <w:left w:type="dxa" w:w="70"/>
+              <w:bottom w:type="dxa" w:w="40"/>
+              <w:right w:type="dxa" w:w="70"/>
+            </w:tcMar>
+          </w:tcPr>
+          <w:p>
+            <w:pPr>
+              <w:spacing w:after="0" w:line="240"/>
+            </w:pPr>
+            <w:r>
+              <w:rPr>
+                <w:rFonts w:ascii="Calibri" w:cs="Calibri" w:eastAsia="Calibri" w:hAnsi="Calibri"/>
+                <w:b w:val="false"/>
+                <w:bCs w:val="false"/>
+                <w:color w:val="22303F"/>
+                <w:sz w:val="18"/>
+                <w:szCs w:val="18"/>
+              </w:rPr>
+              <w:t xml:space="preserve">Display name</w:t>
+            </w:r>
+          </w:p>
+        </w:tc>
+        <w:tc>
+          <w:tcPr>
+            <w:tcW w:type="dxa" w:w="6200"/>
+            <w:shd w:fill="F1F4F9" w:color="auto" w:val="clear"/>
+            <w:tcMar>
+              <w:top w:type="dxa" w:w="40"/>
+              <w:left w:type="dxa" w:w="70"/>
+              <w:bottom w:type="dxa" w:w="40"/>
+              <w:right w:type="dxa" w:w="70"/>
+            </w:tcMar>
+          </w:tcPr>
+          <w:p>
+            <w:pPr>
+              <w:spacing w:after="0" w:line="240"/>
+            </w:pPr>
+            <w:r>
+              <w:rPr>
+                <w:rFonts w:ascii="Calibri" w:cs="Calibri" w:eastAsia="Calibri" w:hAnsi="Calibri"/>
+                <w:b w:val="false"/>
+                <w:bCs w:val="false"/>
+                <w:color w:val="22303F"/>
+                <w:sz w:val="18"/>
+                <w:szCs w:val="18"/>
+              </w:rPr>
+              <w:t xml:space="preserve">disupplierportalemail</w:t>
+            </w:r>
+          </w:p>
+        </w:tc>
+      </w:tr>
+      <w:tr>
+        <w:tc>
+          <w:tcPr>
+            <w:tcW w:type="dxa" w:w="3300"/>
+            <w:tcMar>
+              <w:top w:type="dxa" w:w="40"/>
+              <w:left w:type="dxa" w:w="70"/>
+              <w:bottom w:type="dxa" w:w="40"/>
+              <w:right w:type="dxa" w:w="70"/>
+            </w:tcMar>
+          </w:tcPr>
+          <w:p>
+            <w:pPr>
+              <w:spacing w:after="0" w:line="240"/>
+            </w:pPr>
+            <w:r>
+              <w:rPr>
+                <w:rFonts w:ascii="Calibri" w:cs="Calibri" w:eastAsia="Calibri" w:hAnsi="Calibri"/>
+                <w:b w:val="false"/>
+                <w:bCs w:val="false"/>
+                <w:color w:val="22303F"/>
+                <w:sz w:val="18"/>
+                <w:szCs w:val="18"/>
+              </w:rPr>
+              <w:t xml:space="preserve">Application (client) ID</w:t>
+            </w:r>
+          </w:p>
+        </w:tc>
+        <w:tc>
+          <w:tcPr>
+            <w:tcW w:type="dxa" w:w="6200"/>
+            <w:tcMar>
+              <w:top w:type="dxa" w:w="40"/>
+              <w:left w:type="dxa" w:w="70"/>
+              <w:bottom w:type="dxa" w:w="40"/>
+              <w:right w:type="dxa" w:w="70"/>
+            </w:tcMar>
+          </w:tcPr>
+          <w:p>
+            <w:pPr>
+              <w:spacing w:after="0" w:line="240"/>
+            </w:pPr>
+            <w:r>
+              <w:rPr>
+                <w:rFonts w:ascii="Calibri" w:cs="Calibri" w:eastAsia="Calibri" w:hAnsi="Calibri"/>
+                <w:b w:val="false"/>
+                <w:bCs w:val="false"/>
+                <w:color w:val="22303F"/>
+                <w:sz w:val="18"/>
+                <w:szCs w:val="18"/>
+              </w:rPr>
+              <w:t xml:space="preserve">8c515592-9f04-4d45-97de-98fe9e2e4e18</w:t>
+            </w:r>
+          </w:p>
+        </w:tc>
+      </w:tr>
+      <w:tr>
+        <w:tc>
+          <w:tcPr>
+            <w:tcW w:type="dxa" w:w="3300"/>
+            <w:shd w:fill="F1F4F9" w:color="auto" w:val="clear"/>
+            <w:tcMar>
+              <w:top w:type="dxa" w:w="40"/>
+              <w:left w:type="dxa" w:w="70"/>
+              <w:bottom w:type="dxa" w:w="40"/>
+              <w:right w:type="dxa" w:w="70"/>
+            </w:tcMar>
+          </w:tcPr>
+          <w:p>
+            <w:pPr>
+              <w:spacing w:after="0" w:line="240"/>
+            </w:pPr>
+            <w:r>
+              <w:rPr>
+                <w:rFonts w:ascii="Calibri" w:cs="Calibri" w:eastAsia="Calibri" w:hAnsi="Calibri"/>
+                <w:b w:val="false"/>
+                <w:bCs w:val="false"/>
+                <w:color w:val="22303F"/>
+                <w:sz w:val="18"/>
+                <w:szCs w:val="18"/>
+              </w:rPr>
+              <w:t xml:space="preserve">Object ID</w:t>
+            </w:r>
+          </w:p>
+        </w:tc>
+        <w:tc>
+          <w:tcPr>
+            <w:tcW w:type="dxa" w:w="6200"/>
+            <w:shd w:fill="F1F4F9" w:color="auto" w:val="clear"/>
+            <w:tcMar>
+              <w:top w:type="dxa" w:w="40"/>
+              <w:left w:type="dxa" w:w="70"/>
+              <w:bottom w:type="dxa" w:w="40"/>
+              <w:right w:type="dxa" w:w="70"/>
+            </w:tcMar>
+          </w:tcPr>
+          <w:p>
+            <w:pPr>
+              <w:spacing w:after="0" w:line="240"/>
+            </w:pPr>
+            <w:r>
+              <w:rPr>
+                <w:rFonts w:ascii="Calibri" w:cs="Calibri" w:eastAsia="Calibri" w:hAnsi="Calibri"/>
+                <w:b w:val="false"/>
+                <w:bCs w:val="false"/>
+                <w:color w:val="22303F"/>
+                <w:sz w:val="18"/>
+                <w:szCs w:val="18"/>
+              </w:rPr>
+              <w:t xml:space="preserve">674cdfcf-e2d6-4ece-b779-792538d3e96f</w:t>
+            </w:r>
+          </w:p>
+        </w:tc>
+      </w:tr>
+      <w:tr>
+        <w:tc>
+          <w:tcPr>
+            <w:tcW w:type="dxa" w:w="3300"/>
+            <w:tcMar>
+              <w:top w:type="dxa" w:w="40"/>
+              <w:left w:type="dxa" w:w="70"/>
+              <w:bottom w:type="dxa" w:w="40"/>
+              <w:right w:type="dxa" w:w="70"/>
+            </w:tcMar>
+          </w:tcPr>
+          <w:p>
+            <w:pPr>
+              <w:spacing w:after="0" w:line="240"/>
+            </w:pPr>
+            <w:r>
+              <w:rPr>
+                <w:rFonts w:ascii="Calibri" w:cs="Calibri" w:eastAsia="Calibri" w:hAnsi="Calibri"/>
+                <w:b w:val="false"/>
+                <w:bCs w:val="false"/>
+                <w:color w:val="22303F"/>
+                <w:sz w:val="18"/>
+                <w:szCs w:val="18"/>
+              </w:rPr>
+              <w:t xml:space="preserve">Directory (tenant) ID</w:t>
+            </w:r>
+          </w:p>
+        </w:tc>
+        <w:tc>
+          <w:tcPr>
+            <w:tcW w:type="dxa" w:w="6200"/>
+            <w:tcMar>
+              <w:top w:type="dxa" w:w="40"/>
+              <w:left w:type="dxa" w:w="70"/>
+              <w:bottom w:type="dxa" w:w="40"/>
+              <w:right w:type="dxa" w:w="70"/>
+            </w:tcMar>
+          </w:tcPr>
+          <w:p>
+            <w:pPr>
+              <w:spacing w:after="0" w:line="240"/>
+            </w:pPr>
+            <w:r>
+              <w:rPr>
+                <w:rFonts w:ascii="Calibri" w:cs="Calibri" w:eastAsia="Calibri" w:hAnsi="Calibri"/>
+                <w:b w:val="false"/>
+                <w:bCs w:val="false"/>
+                <w:color w:val="22303F"/>
+                <w:sz w:val="18"/>
+                <w:szCs w:val="18"/>
+              </w:rPr>
+              <w:t xml:space="preserve">ba42ffd1-f322-49fa-81b7-74dcbd5f52a7</w:t>
+            </w:r>
+          </w:p>
+        </w:tc>
+      </w:tr>
+      <w:tr>
+        <w:tc>
+          <w:tcPr>
+            <w:tcW w:type="dxa" w:w="3300"/>
+            <w:shd w:fill="F1F4F9" w:color="auto" w:val="clear"/>
+            <w:tcMar>
+              <w:top w:type="dxa" w:w="40"/>
+              <w:left w:type="dxa" w:w="70"/>
+              <w:bottom w:type="dxa" w:w="40"/>
+              <w:right w:type="dxa" w:w="70"/>
+            </w:tcMar>
+          </w:tcPr>
+          <w:p>
+            <w:pPr>
+              <w:spacing w:after="0" w:line="240"/>
+            </w:pPr>
+            <w:r>
+              <w:rPr>
+                <w:rFonts w:ascii="Calibri" w:cs="Calibri" w:eastAsia="Calibri" w:hAnsi="Calibri"/>
+                <w:b w:val="false"/>
+                <w:bCs w:val="false"/>
+                <w:color w:val="22303F"/>
+                <w:sz w:val="18"/>
+                <w:szCs w:val="18"/>
+              </w:rPr>
+              <w:t xml:space="preserve">Client secret (Value)</w:t>
+            </w:r>
+          </w:p>
+        </w:tc>
+        <w:tc>
+          <w:tcPr>
+            <w:tcW w:type="dxa" w:w="6200"/>
+            <w:shd w:fill="F1F4F9" w:color="auto" w:val="clear"/>
+            <w:tcMar>
+              <w:top w:type="dxa" w:w="40"/>
+              <w:left w:type="dxa" w:w="70"/>
+              <w:bottom w:type="dxa" w:w="40"/>
+              <w:right w:type="dxa" w:w="70"/>
+            </w:tcMar>
+          </w:tcPr>
+          <w:p>
+            <w:pPr>
+              <w:spacing w:after="0" w:line="240"/>
+            </w:pPr>
+            <w:r>
+              <w:rPr>
+                <w:rFonts w:ascii="Calibri" w:cs="Calibri" w:eastAsia="Calibri" w:hAnsi="Calibri"/>
+                <w:b w:val="false"/>
+                <w:bCs w:val="false"/>
+                <w:color w:val="22303F"/>
+                <w:sz w:val="18"/>
+                <w:szCs w:val="18"/>
+              </w:rPr>
+              <w:t xml:space="preserve">(secret — Email__Graph__ClientSecret / Key Vault)</w:t>
+            </w:r>
+          </w:p>
+        </w:tc>
+      </w:tr>
+      <w:tr>
+        <w:tc>
+          <w:tcPr>
+            <w:tcW w:type="dxa" w:w="3300"/>
+            <w:tcMar>
+              <w:top w:type="dxa" w:w="40"/>
+              <w:left w:type="dxa" w:w="70"/>
+              <w:bottom w:type="dxa" w:w="40"/>
+              <w:right w:type="dxa" w:w="70"/>
+            </w:tcMar>
+          </w:tcPr>
+          <w:p>
+            <w:pPr>
+              <w:spacing w:after="0" w:line="240"/>
+            </w:pPr>
+            <w:r>
+              <w:rPr>
+                <w:rFonts w:ascii="Calibri" w:cs="Calibri" w:eastAsia="Calibri" w:hAnsi="Calibri"/>
+                <w:b w:val="false"/>
+                <w:bCs w:val="false"/>
+                <w:color w:val="22303F"/>
+                <w:sz w:val="18"/>
+                <w:szCs w:val="18"/>
+              </w:rPr>
+              <w:t xml:space="preserve">Sends as (SenderUpn)</w:t>
+            </w:r>
+          </w:p>
+        </w:tc>
+        <w:tc>
+          <w:tcPr>
+            <w:tcW w:type="dxa" w:w="6200"/>
+            <w:tcMar>
+              <w:top w:type="dxa" w:w="40"/>
+              <w:left w:type="dxa" w:w="70"/>
+              <w:bottom w:type="dxa" w:w="40"/>
+              <w:right w:type="dxa" w:w="70"/>
+            </w:tcMar>
+          </w:tcPr>
+          <w:p>
+            <w:pPr>
+              <w:spacing w:after="0" w:line="240"/>
+            </w:pPr>
+            <w:r>
+              <w:rPr>
+                <w:rFonts w:ascii="Calibri" w:cs="Calibri" w:eastAsia="Calibri" w:hAnsi="Calibri"/>
+                <w:b w:val="false"/>
+                <w:bCs w:val="false"/>
+                <w:color w:val="22303F"/>
+                <w:sz w:val="18"/>
+                <w:szCs w:val="18"/>
+              </w:rPr>
+              <w:t xml:space="preserve">purchase@dubaiinvestments.com</w:t>
+            </w:r>
+          </w:p>
+        </w:tc>
+      </w:tr>
+      <w:tr>
+        <w:tc>
+          <w:tcPr>
+            <w:tcW w:type="dxa" w:w="3300"/>
+            <w:shd w:fill="F1F4F9" w:color="auto" w:val="clear"/>
+            <w:tcMar>
+              <w:top w:type="dxa" w:w="40"/>
+              <w:left w:type="dxa" w:w="70"/>
+              <w:bottom w:type="dxa" w:w="40"/>
+              <w:right w:type="dxa" w:w="70"/>
+            </w:tcMar>
+          </w:tcPr>
+          <w:p>
+            <w:pPr>
+              <w:spacing w:after="0" w:line="240"/>
+            </w:pPr>
+            <w:r>
+              <w:rPr>
+                <w:rFonts w:ascii="Calibri" w:cs="Calibri" w:eastAsia="Calibri" w:hAnsi="Calibri"/>
+                <w:b w:val="false"/>
+                <w:bCs w:val="false"/>
+                <w:color w:val="22303F"/>
+                <w:sz w:val="18"/>
+                <w:szCs w:val="18"/>
+              </w:rPr>
+              <w:t xml:space="preserve">Maps to</w:t>
+            </w:r>
+          </w:p>
+        </w:tc>
+        <w:tc>
+          <w:tcPr>
+            <w:tcW w:type="dxa" w:w="6200"/>
+            <w:shd w:fill="F1F4F9" w:color="auto" w:val="clear"/>
+            <w:tcMar>
+              <w:top w:type="dxa" w:w="40"/>
+              <w:left w:type="dxa" w:w="70"/>
+              <w:bottom w:type="dxa" w:w="40"/>
+              <w:right w:type="dxa" w:w="70"/>
+            </w:tcMar>
+          </w:tcPr>
+          <w:p>
+            <w:pPr>
+              <w:spacing w:after="0" w:line="240"/>
+            </w:pPr>
+            <w:r>
+              <w:rPr>
+                <w:rFonts w:ascii="Calibri" w:cs="Calibri" w:eastAsia="Calibri" w:hAnsi="Calibri"/>
+                <w:b w:val="false"/>
+                <w:bCs w:val="false"/>
+                <w:color w:val="22303F"/>
+                <w:sz w:val="18"/>
+                <w:szCs w:val="18"/>
+              </w:rPr>
+              <w:t xml:space="preserve">Email:Graph:TenantId / ClientId / ClientSecret / SenderUpn</w:t>
+            </w:r>
+          </w:p>
+        </w:tc>
+      </w:tr>
+    </w:tbl>
+    <w:p>
+      <w:pPr>
+        <w:pStyle w:val="Heading2"/>
+        <w:spacing w:after="90" w:before="200"/>
+      </w:pPr>
+      <w:r>
+        <w:rPr>
+          <w:rFonts w:ascii="Calibri" w:cs="Calibri" w:eastAsia="Calibri" w:hAnsi="Calibri"/>
+          <w:b/>
+          <w:bCs/>
+          <w:color w:val="274A7D"/>
+          <w:sz w:val="25"/>
+          <w:szCs w:val="25"/>
+        </w:rPr>
+        <w:t xml:space="preserve">Step 3 — Exchange Online sender restriction (System team)</w:t>
+      </w:r>
+    </w:p>
+    <w:p>
+      <w:pPr>
+        <w:spacing w:after="120" w:line="276"/>
+      </w:pPr>
+      <w:r>
+        <w:rPr>
+          <w:rFonts w:ascii="Calibri" w:cs="Calibri" w:eastAsia="Calibri" w:hAnsi="Calibri"/>
+          <w:sz w:val="21"/>
+          <w:szCs w:val="21"/>
+        </w:rPr>
+        <w:t xml:space="preserve">Restrict the mailing app so it can send only as the allowed sender mailbox. Run in Exchange Online PowerShell (allow up to ~30 minutes for the policy to propagate):</w:t>
+      </w:r>
+    </w:p>
+    <w:p>
+      <w:pPr>
+        <w:spacing w:after="100" w:line="276"/>
+      </w:pPr>
+      <w:r>
+        <w:rPr>
+          <w:rFonts w:ascii="Consolas" w:cs="Consolas" w:eastAsia="Consolas" w:hAnsi="Consolas"/>
+          <w:color w:val="1F3350"/>
+          <w:sz w:val="17"/>
+          <w:szCs w:val="17"/>
+        </w:rPr>
+        <w:t xml:space="preserve">New-DistributionGroup -Name "partnerconnectallowedsenders" -Type Security -Members purchase@dubaiinvestments.com</w:t>
+      </w:r>
+    </w:p>
+    <w:p>
+      <w:pPr>
+        <w:spacing w:after="100" w:line="276"/>
+      </w:pPr>
+      <w:r>
+        <w:rPr>
+          <w:rFonts w:ascii="Consolas" w:cs="Consolas" w:eastAsia="Consolas" w:hAnsi="Consolas"/>
+          <w:color w:val="1F3350"/>
+          <w:sz w:val="17"/>
+          <w:szCs w:val="17"/>
+        </w:rPr>
+        <w:t xml:space="preserve">New-ApplicationAccessPolicy -AppId 8c515592-9f04-4d45-97de-98fe9e2e4e18 -PolicyScopeGroupId partnerconnectallowedsenders@techsourcedxb.onmicrosoft.com -AccessRight RestrictAccess -Description "Restrict app to allowed sender mailbox only"</w:t>
+      </w:r>
+    </w:p>
+    <w:p>
+      <w:pPr>
+        <w:spacing w:after="120" w:line="276"/>
+      </w:pPr>
+      <w:r>
+        <w:rPr>
+          <w:rFonts w:ascii="Calibri" w:cs="Calibri" w:eastAsia="Calibri" w:hAnsi="Calibri"/>
+          <w:color w:val="6B7280"/>
+          <w:sz w:val="18"/>
+          <w:szCs w:val="18"/>
+        </w:rPr>
+        <w:t xml:space="preserve">AppId is the mailing app (disupplierportalemail, 8c515592-…). A 403 ErrorAccessDenied at send time means the policy excludes the sender (or has not propagated yet), which is the policy working / mis-scoped — not a code bug.</w:t>
+      </w:r>
+    </w:p>
+    <w:p>
+      <w:pPr>
+        <w:pStyle w:val="Heading2"/>
+        <w:spacing w:after="90" w:before="200"/>
+      </w:pPr>
+      <w:r>
+        <w:rPr>
+          <w:rFonts w:ascii="Calibri" w:cs="Calibri" w:eastAsia="Calibri" w:hAnsi="Calibri"/>
+          <w:b/>
+          <w:bCs/>
+          <w:color w:val="274A7D"/>
+          <w:sz w:val="25"/>
+          <w:szCs w:val="25"/>
+        </w:rPr>
+        <w:t xml:space="preserve">Step 4 — SSO app registration (Entra ID)</w:t>
+      </w:r>
+    </w:p>
+    <w:tbl>
+      <w:tblPr>
+        <w:tblW w:type="dxa" w:w="9500"/>
+        <w:tblBorders>
+          <w:top w:val="single" w:color="D3DAE6" w:sz="4"/>
+          <w:left w:val="single" w:color="D3DAE6" w:sz="4"/>
+          <w:bottom w:val="single" w:color="D3DAE6" w:sz="4"/>
+          <w:right w:val="single" w:color="D3DAE6" w:sz="4"/>
+          <w:insideH w:val="single" w:color="D3DAE6" w:sz="4"/>
+          <w:insideV w:val="single" w:color="D3DAE6" w:sz="4"/>
+        </w:tblBorders>
+      </w:tblPr>
+      <w:tblGrid>
+        <w:gridCol w:w="3300"/>
+        <w:gridCol w:w="6200"/>
+      </w:tblGrid>
+      <w:tr>
+        <w:trPr>
+          <w:tblHeader/>
+        </w:trPr>
+        <w:tc>
+          <w:tcPr>
+            <w:tcW w:type="dxa" w:w="3300"/>
+            <w:shd w:fill="0B2545" w:color="auto" w:val="clear"/>
+            <w:tcMar>
+              <w:top w:type="dxa" w:w="40"/>
+              <w:left w:type="dxa" w:w="70"/>
+              <w:bottom w:type="dxa" w:w="40"/>
+              <w:right w:type="dxa" w:w="70"/>
+            </w:tcMar>
+          </w:tcPr>
+          <w:p>
+            <w:pPr>
+              <w:spacing w:after="0" w:line="240"/>
+            </w:pPr>
+            <w:r>
+              <w:rPr>
+                <w:rFonts w:ascii="Calibri" w:cs="Calibri" w:eastAsia="Calibri" w:hAnsi="Calibri"/>
+                <w:b/>
+                <w:bCs/>
+                <w:color w:val="FFFFFF"/>
+                <w:sz w:val="18"/>
+                <w:szCs w:val="18"/>
+              </w:rPr>
+              <w:t xml:space="preserve">Item</w:t>
+            </w:r>
+          </w:p>
+        </w:tc>
+        <w:tc>
+          <w:tcPr>
+            <w:tcW w:type="dxa" w:w="6200"/>
+            <w:shd w:fill="0B2545" w:color="auto" w:val="clear"/>
+            <w:tcMar>
+              <w:top w:type="dxa" w:w="40"/>
+              <w:left w:type="dxa" w:w="70"/>
+              <w:bottom w:type="dxa" w:w="40"/>
+              <w:right w:type="dxa" w:w="70"/>
+            </w:tcMar>
+          </w:tcPr>
+          <w:p>
+            <w:pPr>
+              <w:spacing w:after="0" w:line="240"/>
+            </w:pPr>
+            <w:r>
+              <w:rPr>
+                <w:rFonts w:ascii="Calibri" w:cs="Calibri" w:eastAsia="Calibri" w:hAnsi="Calibri"/>
+                <w:b/>
+                <w:bCs/>
+                <w:color w:val="FFFFFF"/>
+                <w:sz w:val="18"/>
+                <w:szCs w:val="18"/>
+              </w:rPr>
+              <w:t xml:space="preserve">Value / maps to</w:t>
+            </w:r>
+          </w:p>
+        </w:tc>
+      </w:tr>
+      <w:tr>
+        <w:tc>
+          <w:tcPr>
+            <w:tcW w:type="dxa" w:w="3300"/>
+            <w:shd w:fill="F1F4F9" w:color="auto" w:val="clear"/>
+            <w:tcMar>
+              <w:top w:type="dxa" w:w="40"/>
+              <w:left w:type="dxa" w:w="70"/>
+              <w:bottom w:type="dxa" w:w="40"/>
+              <w:right w:type="dxa" w:w="70"/>
+            </w:tcMar>
+          </w:tcPr>
+          <w:p>
+            <w:pPr>
+              <w:spacing w:after="0" w:line="240"/>
+            </w:pPr>
+            <w:r>
+              <w:rPr>
+                <w:rFonts w:ascii="Calibri" w:cs="Calibri" w:eastAsia="Calibri" w:hAnsi="Calibri"/>
+                <w:b w:val="false"/>
+                <w:bCs w:val="false"/>
+                <w:color w:val="22303F"/>
+                <w:sz w:val="18"/>
+                <w:szCs w:val="18"/>
+              </w:rPr>
+              <w:t xml:space="preserve">Display name</w:t>
+            </w:r>
+          </w:p>
+        </w:tc>
+        <w:tc>
+          <w:tcPr>
+            <w:tcW w:type="dxa" w:w="6200"/>
+            <w:shd w:fill="F1F4F9" w:color="auto" w:val="clear"/>
+            <w:tcMar>
+              <w:top w:type="dxa" w:w="40"/>
+              <w:left w:type="dxa" w:w="70"/>
+              <w:bottom w:type="dxa" w:w="40"/>
+              <w:right w:type="dxa" w:w="70"/>
+            </w:tcMar>
+          </w:tcPr>
+          <w:p>
+            <w:pPr>
+              <w:spacing w:after="0" w:line="240"/>
+            </w:pPr>
+            <w:r>
+              <w:rPr>
+                <w:rFonts w:ascii="Calibri" w:cs="Calibri" w:eastAsia="Calibri" w:hAnsi="Calibri"/>
+                <w:b w:val="false"/>
+                <w:bCs w:val="false"/>
+                <w:color w:val="22303F"/>
+                <w:sz w:val="18"/>
+                <w:szCs w:val="18"/>
+              </w:rPr>
+              <w:t xml:space="preserve">TS-AI-Supplierportal</w:t>
+            </w:r>
+          </w:p>
+        </w:tc>
+      </w:tr>
+      <w:tr>
+        <w:tc>
+          <w:tcPr>
+            <w:tcW w:type="dxa" w:w="3300"/>
+            <w:tcMar>
+              <w:top w:type="dxa" w:w="40"/>
+              <w:left w:type="dxa" w:w="70"/>
+              <w:bottom w:type="dxa" w:w="40"/>
+              <w:right w:type="dxa" w:w="70"/>
+            </w:tcMar>
+          </w:tcPr>
+          <w:p>
+            <w:pPr>
+              <w:spacing w:after="0" w:line="240"/>
+            </w:pPr>
+            <w:r>
+              <w:rPr>
+                <w:rFonts w:ascii="Calibri" w:cs="Calibri" w:eastAsia="Calibri" w:hAnsi="Calibri"/>
+                <w:b w:val="false"/>
+                <w:bCs w:val="false"/>
+                <w:color w:val="22303F"/>
+                <w:sz w:val="18"/>
+                <w:szCs w:val="18"/>
+              </w:rPr>
+              <w:t xml:space="preserve">Redirect URI</w:t>
+            </w:r>
+          </w:p>
+        </w:tc>
+        <w:tc>
+          <w:tcPr>
+            <w:tcW w:type="dxa" w:w="6200"/>
+            <w:tcMar>
+              <w:top w:type="dxa" w:w="40"/>
+              <w:left w:type="dxa" w:w="70"/>
+              <w:bottom w:type="dxa" w:w="40"/>
+              <w:right w:type="dxa" w:w="70"/>
+            </w:tcMar>
+          </w:tcPr>
+          <w:p>
+            <w:pPr>
+              <w:spacing w:after="0" w:line="240"/>
+            </w:pPr>
+            <w:r>
+              <w:rPr>
+                <w:rFonts w:ascii="Calibri" w:cs="Calibri" w:eastAsia="Calibri" w:hAnsi="Calibri"/>
+                <w:b w:val="false"/>
+                <w:bCs w:val="false"/>
+                <w:color w:val="22303F"/>
+                <w:sz w:val="18"/>
+                <w:szCs w:val="18"/>
+              </w:rPr>
+              <w:t xml:space="preserve">https://supplierportal.dubaiinvestments.com/signin-oidc</w:t>
+            </w:r>
+          </w:p>
+        </w:tc>
+      </w:tr>
+      <w:tr>
+        <w:tc>
+          <w:tcPr>
+            <w:tcW w:type="dxa" w:w="3300"/>
+            <w:shd w:fill="F1F4F9" w:color="auto" w:val="clear"/>
+            <w:tcMar>
+              <w:top w:type="dxa" w:w="40"/>
+              <w:left w:type="dxa" w:w="70"/>
+              <w:bottom w:type="dxa" w:w="40"/>
+              <w:right w:type="dxa" w:w="70"/>
+            </w:tcMar>
+          </w:tcPr>
+          <w:p>
+            <w:pPr>
+              <w:spacing w:after="0" w:line="240"/>
+            </w:pPr>
+            <w:r>
+              <w:rPr>
+                <w:rFonts w:ascii="Calibri" w:cs="Calibri" w:eastAsia="Calibri" w:hAnsi="Calibri"/>
+                <w:b w:val="false"/>
+                <w:bCs w:val="false"/>
+                <w:color w:val="22303F"/>
+                <w:sz w:val="18"/>
+                <w:szCs w:val="18"/>
+              </w:rPr>
+              <w:t xml:space="preserve">Application (client) ID</w:t>
+            </w:r>
+          </w:p>
+        </w:tc>
+        <w:tc>
+          <w:tcPr>
+            <w:tcW w:type="dxa" w:w="6200"/>
+            <w:shd w:fill="F1F4F9" w:color="auto" w:val="clear"/>
+            <w:tcMar>
+              <w:top w:type="dxa" w:w="40"/>
+              <w:left w:type="dxa" w:w="70"/>
+              <w:bottom w:type="dxa" w:w="40"/>
+              <w:right w:type="dxa" w:w="70"/>
+            </w:tcMar>
+          </w:tcPr>
+          <w:p>
+            <w:pPr>
+              <w:spacing w:after="0" w:line="240"/>
+            </w:pPr>
+            <w:r>
+              <w:rPr>
+                <w:rFonts w:ascii="Calibri" w:cs="Calibri" w:eastAsia="Calibri" w:hAnsi="Calibri"/>
+                <w:b w:val="false"/>
+                <w:bCs w:val="false"/>
+                <w:color w:val="22303F"/>
+                <w:sz w:val="18"/>
+                <w:szCs w:val="18"/>
+              </w:rPr>
+              <w:t xml:space="preserve">60e54f06-d73e-495d-8d07-b4c3f3f2a8ae</w:t>
+            </w:r>
+          </w:p>
+        </w:tc>
+      </w:tr>
+      <w:tr>
+        <w:tc>
+          <w:tcPr>
+            <w:tcW w:type="dxa" w:w="3300"/>
+            <w:tcMar>
+              <w:top w:type="dxa" w:w="40"/>
+              <w:left w:type="dxa" w:w="70"/>
+              <w:bottom w:type="dxa" w:w="40"/>
+              <w:right w:type="dxa" w:w="70"/>
+            </w:tcMar>
+          </w:tcPr>
+          <w:p>
+            <w:pPr>
+              <w:spacing w:after="0" w:line="240"/>
+            </w:pPr>
+            <w:r>
+              <w:rPr>
+                <w:rFonts w:ascii="Calibri" w:cs="Calibri" w:eastAsia="Calibri" w:hAnsi="Calibri"/>
+                <w:b w:val="false"/>
+                <w:bCs w:val="false"/>
+                <w:color w:val="22303F"/>
+                <w:sz w:val="18"/>
+                <w:szCs w:val="18"/>
+              </w:rPr>
+              <w:t xml:space="preserve">Object ID</w:t>
+            </w:r>
+          </w:p>
+        </w:tc>
+        <w:tc>
+          <w:tcPr>
+            <w:tcW w:type="dxa" w:w="6200"/>
+            <w:tcMar>
+              <w:top w:type="dxa" w:w="40"/>
+              <w:left w:type="dxa" w:w="70"/>
+              <w:bottom w:type="dxa" w:w="40"/>
+              <w:right w:type="dxa" w:w="70"/>
+            </w:tcMar>
+          </w:tcPr>
+          <w:p>
+            <w:pPr>
+              <w:spacing w:after="0" w:line="240"/>
+            </w:pPr>
+            <w:r>
+              <w:rPr>
+                <w:rFonts w:ascii="Calibri" w:cs="Calibri" w:eastAsia="Calibri" w:hAnsi="Calibri"/>
+                <w:b w:val="false"/>
+                <w:bCs w:val="false"/>
+                <w:color w:val="22303F"/>
+                <w:sz w:val="18"/>
+                <w:szCs w:val="18"/>
+              </w:rPr>
+              <w:t xml:space="preserve">a0850a92-8208-4dc2-8079-7b164ea30aa6</w:t>
+            </w:r>
+          </w:p>
+        </w:tc>
+      </w:tr>
+      <w:tr>
+        <w:tc>
+          <w:tcPr>
+            <w:tcW w:type="dxa" w:w="3300"/>
+            <w:shd w:fill="F1F4F9" w:color="auto" w:val="clear"/>
+            <w:tcMar>
+              <w:top w:type="dxa" w:w="40"/>
+              <w:left w:type="dxa" w:w="70"/>
+              <w:bottom w:type="dxa" w:w="40"/>
+              <w:right w:type="dxa" w:w="70"/>
+            </w:tcMar>
+          </w:tcPr>
+          <w:p>
+            <w:pPr>
+              <w:spacing w:after="0" w:line="240"/>
+            </w:pPr>
+            <w:r>
+              <w:rPr>
+                <w:rFonts w:ascii="Calibri" w:cs="Calibri" w:eastAsia="Calibri" w:hAnsi="Calibri"/>
+                <w:b w:val="false"/>
+                <w:bCs w:val="false"/>
+                <w:color w:val="22303F"/>
+                <w:sz w:val="18"/>
+                <w:szCs w:val="18"/>
+              </w:rPr>
+              <w:t xml:space="preserve">Directory (tenant) ID</w:t>
+            </w:r>
+          </w:p>
+        </w:tc>
+        <w:tc>
+          <w:tcPr>
+            <w:tcW w:type="dxa" w:w="6200"/>
+            <w:shd w:fill="F1F4F9" w:color="auto" w:val="clear"/>
+            <w:tcMar>
+              <w:top w:type="dxa" w:w="40"/>
+              <w:left w:type="dxa" w:w="70"/>
+              <w:bottom w:type="dxa" w:w="40"/>
+              <w:right w:type="dxa" w:w="70"/>
+            </w:tcMar>
+          </w:tcPr>
+          <w:p>
+            <w:pPr>
+              <w:spacing w:after="0" w:line="240"/>
+            </w:pPr>
+            <w:r>
+              <w:rPr>
+                <w:rFonts w:ascii="Calibri" w:cs="Calibri" w:eastAsia="Calibri" w:hAnsi="Calibri"/>
+                <w:b w:val="false"/>
+                <w:bCs w:val="false"/>
+                <w:color w:val="22303F"/>
+                <w:sz w:val="18"/>
+                <w:szCs w:val="18"/>
+              </w:rPr>
+              <w:t xml:space="preserve">ba42ffd1-f322-49fa-81b7-74dcbd5f52a7</w:t>
+            </w:r>
+          </w:p>
+        </w:tc>
+      </w:tr>
+      <w:tr>
+        <w:tc>
+          <w:tcPr>
+            <w:tcW w:type="dxa" w:w="3300"/>
+            <w:tcMar>
+              <w:top w:type="dxa" w:w="40"/>
+              <w:left w:type="dxa" w:w="70"/>
+              <w:bottom w:type="dxa" w:w="40"/>
+              <w:right w:type="dxa" w:w="70"/>
+            </w:tcMar>
+          </w:tcPr>
+          <w:p>
+            <w:pPr>
+              <w:spacing w:after="0" w:line="240"/>
+            </w:pPr>
+            <w:r>
+              <w:rPr>
+                <w:rFonts w:ascii="Calibri" w:cs="Calibri" w:eastAsia="Calibri" w:hAnsi="Calibri"/>
+                <w:b w:val="false"/>
+                <w:bCs w:val="false"/>
+                <w:color w:val="22303F"/>
+                <w:sz w:val="18"/>
+                <w:szCs w:val="18"/>
+              </w:rPr>
+              <w:t xml:space="preserve">Supported account types</w:t>
+            </w:r>
+          </w:p>
+        </w:tc>
+        <w:tc>
+          <w:tcPr>
+            <w:tcW w:type="dxa" w:w="6200"/>
+            <w:tcMar>
+              <w:top w:type="dxa" w:w="40"/>
+              <w:left w:type="dxa" w:w="70"/>
+              <w:bottom w:type="dxa" w:w="40"/>
+              <w:right w:type="dxa" w:w="70"/>
+            </w:tcMar>
+          </w:tcPr>
+          <w:p>
+            <w:pPr>
+              <w:spacing w:after="0" w:line="240"/>
+            </w:pPr>
+            <w:r>
+              <w:rPr>
+                <w:rFonts w:ascii="Calibri" w:cs="Calibri" w:eastAsia="Calibri" w:hAnsi="Calibri"/>
+                <w:b w:val="false"/>
+                <w:bCs w:val="false"/>
+                <w:color w:val="22303F"/>
+                <w:sz w:val="18"/>
+                <w:szCs w:val="18"/>
+              </w:rPr>
+              <w:t xml:space="preserve">Single tenant (My organization only)</w:t>
+            </w:r>
+          </w:p>
+        </w:tc>
+      </w:tr>
+      <w:tr>
+        <w:tc>
+          <w:tcPr>
+            <w:tcW w:type="dxa" w:w="3300"/>
+            <w:shd w:fill="F1F4F9" w:color="auto" w:val="clear"/>
+            <w:tcMar>
+              <w:top w:type="dxa" w:w="40"/>
+              <w:left w:type="dxa" w:w="70"/>
+              <w:bottom w:type="dxa" w:w="40"/>
+              <w:right w:type="dxa" w:w="70"/>
+            </w:tcMar>
+          </w:tcPr>
+          <w:p>
+            <w:pPr>
+              <w:spacing w:after="0" w:line="240"/>
+            </w:pPr>
+            <w:r>
+              <w:rPr>
+                <w:rFonts w:ascii="Calibri" w:cs="Calibri" w:eastAsia="Calibri" w:hAnsi="Calibri"/>
+                <w:b w:val="false"/>
+                <w:bCs w:val="false"/>
+                <w:color w:val="22303F"/>
+                <w:sz w:val="18"/>
+                <w:szCs w:val="18"/>
+              </w:rPr>
+              <w:t xml:space="preserve">Client secret (Value)</w:t>
+            </w:r>
+          </w:p>
+        </w:tc>
+        <w:tc>
+          <w:tcPr>
+            <w:tcW w:type="dxa" w:w="6200"/>
+            <w:shd w:fill="F1F4F9" w:color="auto" w:val="clear"/>
+            <w:tcMar>
+              <w:top w:type="dxa" w:w="40"/>
+              <w:left w:type="dxa" w:w="70"/>
+              <w:bottom w:type="dxa" w:w="40"/>
+              <w:right w:type="dxa" w:w="70"/>
+            </w:tcMar>
+          </w:tcPr>
+          <w:p>
+            <w:pPr>
+              <w:spacing w:after="0" w:line="240"/>
+            </w:pPr>
+            <w:r>
+              <w:rPr>
+                <w:rFonts w:ascii="Calibri" w:cs="Calibri" w:eastAsia="Calibri" w:hAnsi="Calibri"/>
+                <w:b w:val="false"/>
+                <w:bCs w:val="false"/>
+                <w:color w:val="22303F"/>
+                <w:sz w:val="18"/>
+                <w:szCs w:val="18"/>
+              </w:rPr>
+              <w:t xml:space="preserve">(secret — Auth__Entra__ClientSecret / Key Vault)</w:t>
+            </w:r>
+          </w:p>
+        </w:tc>
+      </w:tr>
+      <w:tr>
+        <w:tc>
+          <w:tcPr>
+            <w:tcW w:type="dxa" w:w="3300"/>
+            <w:tcMar>
+              <w:top w:type="dxa" w:w="40"/>
+              <w:left w:type="dxa" w:w="70"/>
+              <w:bottom w:type="dxa" w:w="40"/>
+              <w:right w:type="dxa" w:w="70"/>
+            </w:tcMar>
+          </w:tcPr>
+          <w:p>
+            <w:pPr>
+              <w:spacing w:after="0" w:line="240"/>
+            </w:pPr>
+            <w:r>
+              <w:rPr>
+                <w:rFonts w:ascii="Calibri" w:cs="Calibri" w:eastAsia="Calibri" w:hAnsi="Calibri"/>
+                <w:b w:val="false"/>
+                <w:bCs w:val="false"/>
+                <w:color w:val="22303F"/>
+                <w:sz w:val="18"/>
+                <w:szCs w:val="18"/>
+              </w:rPr>
+              <w:t xml:space="preserve">Maps to</w:t>
+            </w:r>
+          </w:p>
+        </w:tc>
+        <w:tc>
+          <w:tcPr>
+            <w:tcW w:type="dxa" w:w="6200"/>
+            <w:tcMar>
+              <w:top w:type="dxa" w:w="40"/>
+              <w:left w:type="dxa" w:w="70"/>
+              <w:bottom w:type="dxa" w:w="40"/>
+              <w:right w:type="dxa" w:w="70"/>
+            </w:tcMar>
+          </w:tcPr>
+          <w:p>
+            <w:pPr>
+              <w:spacing w:after="0" w:line="240"/>
+            </w:pPr>
+            <w:r>
+              <w:rPr>
+                <w:rFonts w:ascii="Calibri" w:cs="Calibri" w:eastAsia="Calibri" w:hAnsi="Calibri"/>
+                <w:b w:val="false"/>
+                <w:bCs w:val="false"/>
+                <w:color w:val="22303F"/>
+                <w:sz w:val="18"/>
+                <w:szCs w:val="18"/>
+              </w:rPr>
+              <w:t xml:space="preserve">Auth:Mode = Sso; Auth:Entra:TenantId / ClientId / ClientSecret; Auth:Entra:CallbackPath = /signin-oidc</w:t>
+            </w:r>
+          </w:p>
+        </w:tc>
+      </w:tr>
+    </w:tbl>
+    <w:p>
+      <w:pPr>
+        <w:pStyle w:val="Heading2"/>
+        <w:spacing w:after="90" w:before="200"/>
+      </w:pPr>
+      <w:r>
+        <w:rPr>
+          <w:rFonts w:ascii="Calibri" w:cs="Calibri" w:eastAsia="Calibri" w:hAnsi="Calibri"/>
+          <w:b/>
+          <w:bCs/>
+          <w:color w:val="274A7D"/>
+          <w:sz w:val="25"/>
+          <w:szCs w:val="25"/>
+        </w:rPr>
+        <w:t xml:space="preserve">Step 5 — Azure topology &amp; storage</w:t>
+      </w:r>
+    </w:p>
+    <w:p>
+      <w:pPr>
+        <w:pStyle w:val="ListParagraph"/>
+        <w:numPr>
+          <w:ilvl w:val="0"/>
+          <w:numId w:val="2"/>
+        </w:numPr>
+        <w:spacing w:after="60" w:line="264"/>
+      </w:pPr>
+      <w:r>
+        <w:rPr>
+          <w:rFonts w:ascii="Calibri" w:cs="Calibri" w:eastAsia="Calibri" w:hAnsi="Calibri"/>
+          <w:sz w:val="21"/>
+          <w:szCs w:val="21"/>
+        </w:rPr>
+        <w:t xml:space="preserve">Two web apps, each behind a private endpoint: the DI Supplier Portal and Partner Connect (the public self-service front-end).</w:t>
+      </w:r>
+    </w:p>
+    <w:p>
+      <w:pPr>
+        <w:pStyle w:val="ListParagraph"/>
+        <w:numPr>
+          <w:ilvl w:val="0"/>
+          <w:numId w:val="2"/>
+        </w:numPr>
+        <w:spacing w:after="60" w:line="264"/>
+      </w:pPr>
+      <w:r>
+        <w:rPr>
+          <w:rFonts w:ascii="Calibri" w:cs="Calibri" w:eastAsia="Calibri" w:hAnsi="Calibri"/>
+          <w:sz w:val="21"/>
+          <w:szCs w:val="21"/>
+        </w:rPr>
+        <w:t xml:space="preserve">One Azure SQL server with a private endpoint; public network access restricted to three fixed broadband lines.</w:t>
+      </w:r>
+    </w:p>
+    <w:p>
+      <w:pPr>
+        <w:pStyle w:val="ListParagraph"/>
+        <w:numPr>
+          <w:ilvl w:val="0"/>
+          <w:numId w:val="2"/>
+        </w:numPr>
+        <w:spacing w:after="60" w:line="264"/>
+      </w:pPr>
+      <w:r>
+        <w:rPr>
+          <w:rFonts w:ascii="Calibri" w:cs="Calibri" w:eastAsia="Calibri" w:hAnsi="Calibri"/>
+          <w:sz w:val="21"/>
+          <w:szCs w:val="21"/>
+        </w:rPr>
+        <w:t xml:space="preserve">Blob storage: one public storage account (network-restricted) and one with a private endpoint.</w:t>
+      </w:r>
+    </w:p>
+    <w:p>
+      <w:pPr>
+        <w:pStyle w:val="ListParagraph"/>
+        <w:numPr>
+          <w:ilvl w:val="0"/>
+          <w:numId w:val="2"/>
+        </w:numPr>
+        <w:spacing w:after="60" w:line="264"/>
+      </w:pPr>
+      <w:r>
+        <w:rPr>
+          <w:rFonts w:ascii="Calibri" w:cs="Calibri" w:eastAsia="Calibri" w:hAnsi="Calibri"/>
+          <w:sz w:val="21"/>
+          <w:szCs w:val="21"/>
+        </w:rPr>
+        <w:t xml:space="preserve">Blob configuration: BlobStorage:ConnectionString (secret — BlobStorage__ConnectionString / Key Vault); BlobStorage:ContainerName = userfiles (auto-created, private).</w:t>
       </w:r>
     </w:p>
     <w:sectPr>
@@ -5919,6 +8014,12 @@
       <w:startOverride w:val="1"/>
     </w:lvlOverride>
   </w:num>
+  <w:num w:numId="2">
+    <w:abstractNumId w:val="2"/>
+    <w:lvlOverride w:ilvl="0">
+      <w:startOverride w:val="1"/>
+    </w:lvlOverride>
+  </w:num>
 </w:numbering>
 </file>
 

--- a/docs/word/Supplier Portal - Configuration Document.docx
+++ b/docs/word/Supplier Portal - Configuration Document.docx
@@ -3351,6 +3351,91 @@
                 <w:sz w:val="18"/>
                 <w:szCs w:val="18"/>
               </w:rPr>
+              <w:t xml:space="preserve">BlobStorage:Enabled</w:t>
+            </w:r>
+          </w:p>
+        </w:tc>
+        <w:tc>
+          <w:tcPr>
+            <w:tcW w:type="dxa" w:w="1500"/>
+            <w:shd w:fill="F1F4F9" w:color="auto" w:val="clear"/>
+            <w:tcMar>
+              <w:top w:type="dxa" w:w="40"/>
+              <w:left w:type="dxa" w:w="70"/>
+              <w:bottom w:type="dxa" w:w="40"/>
+              <w:right w:type="dxa" w:w="70"/>
+            </w:tcMar>
+          </w:tcPr>
+          <w:p>
+            <w:pPr>
+              <w:spacing w:after="0" w:line="240"/>
+            </w:pPr>
+            <w:r>
+              <w:rPr>
+                <w:rFonts w:ascii="Calibri" w:cs="Calibri" w:eastAsia="Calibri" w:hAnsi="Calibri"/>
+                <w:b w:val="false"/>
+                <w:bCs w:val="false"/>
+                <w:color w:val="22303F"/>
+                <w:sz w:val="18"/>
+                <w:szCs w:val="18"/>
+              </w:rPr>
+              <w:t xml:space="preserve">true</w:t>
+            </w:r>
+          </w:p>
+        </w:tc>
+        <w:tc>
+          <w:tcPr>
+            <w:tcW w:type="dxa" w:w="4700"/>
+            <w:shd w:fill="F1F4F9" w:color="auto" w:val="clear"/>
+            <w:tcMar>
+              <w:top w:type="dxa" w:w="40"/>
+              <w:left w:type="dxa" w:w="70"/>
+              <w:bottom w:type="dxa" w:w="40"/>
+              <w:right w:type="dxa" w:w="70"/>
+            </w:tcMar>
+          </w:tcPr>
+          <w:p>
+            <w:pPr>
+              <w:spacing w:after="0" w:line="240"/>
+            </w:pPr>
+            <w:r>
+              <w:rPr>
+                <w:rFonts w:ascii="Calibri" w:cs="Calibri" w:eastAsia="Calibri" w:hAnsi="Calibri"/>
+                <w:b w:val="false"/>
+                <w:bCs w:val="false"/>
+                <w:color w:val="22303F"/>
+                <w:sz w:val="18"/>
+                <w:szCs w:val="18"/>
+              </w:rPr>
+              <w:t xml:space="preserve">Master on/off switch. false = always store files in the database even if a ConnectionString is set; true (default) = use blob when a ConnectionString is configured. Read at startup (restart to apply).</w:t>
+            </w:r>
+          </w:p>
+        </w:tc>
+      </w:tr>
+      <w:tr>
+        <w:tc>
+          <w:tcPr>
+            <w:tcW w:type="dxa" w:w="3300"/>
+            <w:tcMar>
+              <w:top w:type="dxa" w:w="40"/>
+              <w:left w:type="dxa" w:w="70"/>
+              <w:bottom w:type="dxa" w:w="40"/>
+              <w:right w:type="dxa" w:w="70"/>
+            </w:tcMar>
+          </w:tcPr>
+          <w:p>
+            <w:pPr>
+              <w:spacing w:after="0" w:line="240"/>
+            </w:pPr>
+            <w:r>
+              <w:rPr>
+                <w:rFonts w:ascii="Calibri" w:cs="Calibri" w:eastAsia="Calibri" w:hAnsi="Calibri"/>
+                <w:b w:val="false"/>
+                <w:bCs w:val="false"/>
+                <w:color w:val="22303F"/>
+                <w:sz w:val="18"/>
+                <w:szCs w:val="18"/>
+              </w:rPr>
               <w:t xml:space="preserve">BlobStorage:ConnectionString</w:t>
             </w:r>
           </w:p>
@@ -3358,7 +3443,6 @@
         <w:tc>
           <w:tcPr>
             <w:tcW w:type="dxa" w:w="1500"/>
-            <w:shd w:fill="F1F4F9" w:color="auto" w:val="clear"/>
             <w:tcMar>
               <w:top w:type="dxa" w:w="40"/>
               <w:left w:type="dxa" w:w="70"/>
@@ -3386,7 +3470,6 @@
         <w:tc>
           <w:tcPr>
             <w:tcW w:type="dxa" w:w="4700"/>
-            <w:shd w:fill="F1F4F9" w:color="auto" w:val="clear"/>
             <w:tcMar>
               <w:top w:type="dxa" w:w="40"/>
               <w:left w:type="dxa" w:w="70"/>
@@ -3416,6 +3499,7 @@
         <w:tc>
           <w:tcPr>
             <w:tcW w:type="dxa" w:w="3300"/>
+            <w:shd w:fill="F1F4F9" w:color="auto" w:val="clear"/>
             <w:tcMar>
               <w:top w:type="dxa" w:w="40"/>
               <w:left w:type="dxa" w:w="70"/>
@@ -3443,6 +3527,7 @@
         <w:tc>
           <w:tcPr>
             <w:tcW w:type="dxa" w:w="1500"/>
+            <w:shd w:fill="F1F4F9" w:color="auto" w:val="clear"/>
             <w:tcMar>
               <w:top w:type="dxa" w:w="40"/>
               <w:left w:type="dxa" w:w="70"/>
@@ -3470,6 +3555,7 @@
         <w:tc>
           <w:tcPr>
             <w:tcW w:type="dxa" w:w="4700"/>
+            <w:shd w:fill="F1F4F9" w:color="auto" w:val="clear"/>
             <w:tcMar>
               <w:top w:type="dxa" w:w="40"/>
               <w:left w:type="dxa" w:w="70"/>

--- a/docs/word/Supplier Portal - Configuration Document.docx
+++ b/docs/word/Supplier Portal - Configuration Document.docx
@@ -5380,7 +5380,20 @@
           <w:sz w:val="30"/>
           <w:szCs w:val="30"/>
         </w:rPr>
-        <w:t xml:space="preserve">8. Internal API (SupplierPortal.Api)</w:t>
+        <w:t xml:space="preserve">8. Self-Service OAuth API (hosted in SupplierPortal.Web)</w:t>
+      </w:r>
+    </w:p>
+    <w:p>
+      <w:pPr>
+        <w:spacing w:after="120" w:line="276"/>
+      </w:pPr>
+      <w:r>
+        <w:rPr>
+          <w:rFonts w:ascii="Calibri" w:cs="Calibri" w:eastAsia="Calibri" w:hAnsi="Calibri"/>
+          <w:sz w:val="21"/>
+          <w:szCs w:val="21"/>
+        </w:rPr>
+        <w:t xml:space="preserve">The self-service OAuth API (/connect/token + /api/selfservice/*) is hosted in-process by the main portal (SupplierPortal.Web); there is no separate SupplierPortal.Api app to deploy. Partner Connect points Api:BaseUrl at the main portal URL. The whole API is disabled until ApiSecurity:SigningKey is set — when it is blank the endpoints are not mapped and the portal is unchanged.</w:t>
       </w:r>
     </w:p>
     <w:tbl>
@@ -5514,7 +5527,7 @@
                 <w:sz w:val="18"/>
                 <w:szCs w:val="18"/>
               </w:rPr>
-              <w:t xml:space="preserve">ApiSecurity:Clients</w:t>
+              <w:t xml:space="preserve">ApiSecurity:SigningKey</w:t>
             </w:r>
           </w:p>
         </w:tc>
@@ -5570,36 +5583,36 @@
                 <w:sz w:val="18"/>
                 <w:szCs w:val="18"/>
               </w:rPr>
-              <w:t xml:space="preserve">Registered OAuth clients (client_id + SHA-256 secret hash) allowed at /connect/token.</w:t>
-            </w:r>
-          </w:p>
-        </w:tc>
-      </w:tr>
-      <w:tr>
-        <w:tc>
-          <w:tcPr>
-            <w:tcW w:type="dxa" w:w="3300"/>
-            <w:tcMar>
-              <w:top w:type="dxa" w:w="40"/>
-              <w:left w:type="dxa" w:w="70"/>
-              <w:bottom w:type="dxa" w:w="40"/>
-              <w:right w:type="dxa" w:w="70"/>
-            </w:tcMar>
-          </w:tcPr>
-          <w:p>
-            <w:pPr>
-              <w:spacing w:after="0" w:line="240"/>
-            </w:pPr>
-            <w:r>
-              <w:rPr>
-                <w:rFonts w:ascii="Calibri" w:cs="Calibri" w:eastAsia="Calibri" w:hAnsi="Calibri"/>
-                <w:b w:val="false"/>
-                <w:bCs w:val="false"/>
-                <w:color w:val="22303F"/>
-                <w:sz w:val="18"/>
-                <w:szCs w:val="18"/>
-              </w:rPr>
-              <w:t xml:space="preserve">ApiSecurity:SigningKey</w:t>
+              <w:t xml:space="preserve">JWT signing key for portal/session tokens (&gt;= 32 chars). Blank = the API is off. Supply via env var ApiSecurity__SigningKey / Key Vault.</w:t>
+            </w:r>
+          </w:p>
+        </w:tc>
+      </w:tr>
+      <w:tr>
+        <w:tc>
+          <w:tcPr>
+            <w:tcW w:type="dxa" w:w="3300"/>
+            <w:tcMar>
+              <w:top w:type="dxa" w:w="40"/>
+              <w:left w:type="dxa" w:w="70"/>
+              <w:bottom w:type="dxa" w:w="40"/>
+              <w:right w:type="dxa" w:w="70"/>
+            </w:tcMar>
+          </w:tcPr>
+          <w:p>
+            <w:pPr>
+              <w:spacing w:after="0" w:line="240"/>
+            </w:pPr>
+            <w:r>
+              <w:rPr>
+                <w:rFonts w:ascii="Calibri" w:cs="Calibri" w:eastAsia="Calibri" w:hAnsi="Calibri"/>
+                <w:b w:val="false"/>
+                <w:bCs w:val="false"/>
+                <w:color w:val="22303F"/>
+                <w:sz w:val="18"/>
+                <w:szCs w:val="18"/>
+              </w:rPr>
+              <w:t xml:space="preserve">ApiSecurity:Clients[].ClientId</w:t>
             </w:r>
           </w:p>
         </w:tc>
@@ -5626,6 +5639,91 @@
                 <w:sz w:val="18"/>
                 <w:szCs w:val="18"/>
               </w:rPr>
+              <w:t xml:space="preserve">selfservice-portal</w:t>
+            </w:r>
+          </w:p>
+        </w:tc>
+        <w:tc>
+          <w:tcPr>
+            <w:tcW w:type="dxa" w:w="4700"/>
+            <w:tcMar>
+              <w:top w:type="dxa" w:w="40"/>
+              <w:left w:type="dxa" w:w="70"/>
+              <w:bottom w:type="dxa" w:w="40"/>
+              <w:right w:type="dxa" w:w="70"/>
+            </w:tcMar>
+          </w:tcPr>
+          <w:p>
+            <w:pPr>
+              <w:spacing w:after="0" w:line="240"/>
+            </w:pPr>
+            <w:r>
+              <w:rPr>
+                <w:rFonts w:ascii="Calibri" w:cs="Calibri" w:eastAsia="Calibri" w:hAnsi="Calibri"/>
+                <w:b w:val="false"/>
+                <w:bCs w:val="false"/>
+                <w:color w:val="22303F"/>
+                <w:sz w:val="18"/>
+                <w:szCs w:val="18"/>
+              </w:rPr>
+              <w:t xml:space="preserve">OAuth client_id allowed at /connect/token.</w:t>
+            </w:r>
+          </w:p>
+        </w:tc>
+      </w:tr>
+      <w:tr>
+        <w:tc>
+          <w:tcPr>
+            <w:tcW w:type="dxa" w:w="3300"/>
+            <w:shd w:fill="F1F4F9" w:color="auto" w:val="clear"/>
+            <w:tcMar>
+              <w:top w:type="dxa" w:w="40"/>
+              <w:left w:type="dxa" w:w="70"/>
+              <w:bottom w:type="dxa" w:w="40"/>
+              <w:right w:type="dxa" w:w="70"/>
+            </w:tcMar>
+          </w:tcPr>
+          <w:p>
+            <w:pPr>
+              <w:spacing w:after="0" w:line="240"/>
+            </w:pPr>
+            <w:r>
+              <w:rPr>
+                <w:rFonts w:ascii="Calibri" w:cs="Calibri" w:eastAsia="Calibri" w:hAnsi="Calibri"/>
+                <w:b w:val="false"/>
+                <w:bCs w:val="false"/>
+                <w:color w:val="22303F"/>
+                <w:sz w:val="18"/>
+                <w:szCs w:val="18"/>
+              </w:rPr>
+              <w:t xml:space="preserve">ApiSecurity:Clients[].ClientSecret</w:t>
+            </w:r>
+          </w:p>
+        </w:tc>
+        <w:tc>
+          <w:tcPr>
+            <w:tcW w:type="dxa" w:w="1500"/>
+            <w:shd w:fill="F1F4F9" w:color="auto" w:val="clear"/>
+            <w:tcMar>
+              <w:top w:type="dxa" w:w="40"/>
+              <w:left w:type="dxa" w:w="70"/>
+              <w:bottom w:type="dxa" w:w="40"/>
+              <w:right w:type="dxa" w:w="70"/>
+            </w:tcMar>
+          </w:tcPr>
+          <w:p>
+            <w:pPr>
+              <w:spacing w:after="0" w:line="240"/>
+            </w:pPr>
+            <w:r>
+              <w:rPr>
+                <w:rFonts w:ascii="Calibri" w:cs="Calibri" w:eastAsia="Calibri" w:hAnsi="Calibri"/>
+                <w:b w:val="false"/>
+                <w:bCs w:val="false"/>
+                <w:color w:val="22303F"/>
+                <w:sz w:val="18"/>
+                <w:szCs w:val="18"/>
+              </w:rPr>
               <w:t xml:space="preserve">(secret)</w:t>
             </w:r>
           </w:p>
@@ -5633,27 +5731,111 @@
         <w:tc>
           <w:tcPr>
             <w:tcW w:type="dxa" w:w="4700"/>
-            <w:tcMar>
-              <w:top w:type="dxa" w:w="40"/>
-              <w:left w:type="dxa" w:w="70"/>
-              <w:bottom w:type="dxa" w:w="40"/>
-              <w:right w:type="dxa" w:w="70"/>
-            </w:tcMar>
-          </w:tcPr>
-          <w:p>
-            <w:pPr>
-              <w:spacing w:after="0" w:line="240"/>
-            </w:pPr>
-            <w:r>
-              <w:rPr>
-                <w:rFonts w:ascii="Calibri" w:cs="Calibri" w:eastAsia="Calibri" w:hAnsi="Calibri"/>
-                <w:b w:val="false"/>
-                <w:bCs w:val="false"/>
-                <w:color w:val="22303F"/>
-                <w:sz w:val="18"/>
-                <w:szCs w:val="18"/>
-              </w:rPr>
-              <w:t xml:space="preserve">JWT signing key for portal/session tokens.</w:t>
+            <w:shd w:fill="F1F4F9" w:color="auto" w:val="clear"/>
+            <w:tcMar>
+              <w:top w:type="dxa" w:w="40"/>
+              <w:left w:type="dxa" w:w="70"/>
+              <w:bottom w:type="dxa" w:w="40"/>
+              <w:right w:type="dxa" w:w="70"/>
+            </w:tcMar>
+          </w:tcPr>
+          <w:p>
+            <w:pPr>
+              <w:spacing w:after="0" w:line="240"/>
+            </w:pPr>
+            <w:r>
+              <w:rPr>
+                <w:rFonts w:ascii="Calibri" w:cs="Calibri" w:eastAsia="Calibri" w:hAnsi="Calibri"/>
+                <w:b w:val="false"/>
+                <w:bCs w:val="false"/>
+                <w:color w:val="22303F"/>
+                <w:sz w:val="18"/>
+                <w:szCs w:val="18"/>
+              </w:rPr>
+              <w:t xml:space="preserve">PLAINTEXT shared client secret (constant-time compared, NOT a hash). Env var ApiSecurity__Clients__0__ClientSecret / Key Vault; must match Partner Connect's Api:ClientSecret.</w:t>
+            </w:r>
+          </w:p>
+        </w:tc>
+      </w:tr>
+      <w:tr>
+        <w:tc>
+          <w:tcPr>
+            <w:tcW w:type="dxa" w:w="3300"/>
+            <w:tcMar>
+              <w:top w:type="dxa" w:w="40"/>
+              <w:left w:type="dxa" w:w="70"/>
+              <w:bottom w:type="dxa" w:w="40"/>
+              <w:right w:type="dxa" w:w="70"/>
+            </w:tcMar>
+          </w:tcPr>
+          <w:p>
+            <w:pPr>
+              <w:spacing w:after="0" w:line="240"/>
+            </w:pPr>
+            <w:r>
+              <w:rPr>
+                <w:rFonts w:ascii="Calibri" w:cs="Calibri" w:eastAsia="Calibri" w:hAnsi="Calibri"/>
+                <w:b w:val="false"/>
+                <w:bCs w:val="false"/>
+                <w:color w:val="22303F"/>
+                <w:sz w:val="18"/>
+                <w:szCs w:val="18"/>
+              </w:rPr>
+              <w:t xml:space="preserve">Notifications:AdminBaseUrl</w:t>
+            </w:r>
+          </w:p>
+        </w:tc>
+        <w:tc>
+          <w:tcPr>
+            <w:tcW w:type="dxa" w:w="1500"/>
+            <w:tcMar>
+              <w:top w:type="dxa" w:w="40"/>
+              <w:left w:type="dxa" w:w="70"/>
+              <w:bottom w:type="dxa" w:w="40"/>
+              <w:right w:type="dxa" w:w="70"/>
+            </w:tcMar>
+          </w:tcPr>
+          <w:p>
+            <w:pPr>
+              <w:spacing w:after="0" w:line="240"/>
+            </w:pPr>
+            <w:r>
+              <w:rPr>
+                <w:rFonts w:ascii="Calibri" w:cs="Calibri" w:eastAsia="Calibri" w:hAnsi="Calibri"/>
+                <w:b w:val="false"/>
+                <w:bCs w:val="false"/>
+                <w:color w:val="22303F"/>
+                <w:sz w:val="18"/>
+                <w:szCs w:val="18"/>
+              </w:rPr>
+              <w:t xml:space="preserve">https://supplierportal…</w:t>
+            </w:r>
+          </w:p>
+        </w:tc>
+        <w:tc>
+          <w:tcPr>
+            <w:tcW w:type="dxa" w:w="4700"/>
+            <w:tcMar>
+              <w:top w:type="dxa" w:w="40"/>
+              <w:left w:type="dxa" w:w="70"/>
+              <w:bottom w:type="dxa" w:w="40"/>
+              <w:right w:type="dxa" w:w="70"/>
+            </w:tcMar>
+          </w:tcPr>
+          <w:p>
+            <w:pPr>
+              <w:spacing w:after="0" w:line="240"/>
+            </w:pPr>
+            <w:r>
+              <w:rPr>
+                <w:rFonts w:ascii="Calibri" w:cs="Calibri" w:eastAsia="Calibri" w:hAnsi="Calibri"/>
+                <w:b w:val="false"/>
+                <w:bCs w:val="false"/>
+                <w:color w:val="22303F"/>
+                <w:sz w:val="18"/>
+                <w:szCs w:val="18"/>
+              </w:rPr>
+              <w:t xml:space="preserve">Reviewer portal URL used in the 'supplier submitted' email from /api/selfservice/submit.</w:t>
             </w:r>
           </w:p>
         </w:tc>

--- a/docs/word/Supplier Portal - Configuration Document.docx
+++ b/docs/word/Supplier Portal - Configuration Document.docx
@@ -356,7 +356,7 @@
                 <w:sz w:val="18"/>
                 <w:szCs w:val="18"/>
               </w:rPr>
-              <w:t xml:space="preserve">16 September 2026</w:t>
+              <w:t xml:space="preserve">17 September 2026</w:t>
             </w:r>
           </w:p>
         </w:tc>
@@ -1572,6 +1572,90 @@
                 <w:sz w:val="18"/>
                 <w:szCs w:val="18"/>
               </w:rPr>
+              <w:t xml:space="preserve">Auth:AllowSelfRegistration</w:t>
+            </w:r>
+          </w:p>
+        </w:tc>
+        <w:tc>
+          <w:tcPr>
+            <w:tcW w:type="dxa" w:w="1500"/>
+            <w:tcMar>
+              <w:top w:type="dxa" w:w="40"/>
+              <w:left w:type="dxa" w:w="70"/>
+              <w:bottom w:type="dxa" w:w="40"/>
+              <w:right w:type="dxa" w:w="70"/>
+            </w:tcMar>
+          </w:tcPr>
+          <w:p>
+            <w:pPr>
+              <w:spacing w:after="0" w:line="240"/>
+            </w:pPr>
+            <w:r>
+              <w:rPr>
+                <w:rFonts w:ascii="Calibri" w:cs="Calibri" w:eastAsia="Calibri" w:hAnsi="Calibri"/>
+                <w:b w:val="false"/>
+                <w:bCs w:val="false"/>
+                <w:color w:val="22303F"/>
+                <w:sz w:val="18"/>
+                <w:szCs w:val="18"/>
+              </w:rPr>
+              <w:t xml:space="preserve">false</w:t>
+            </w:r>
+          </w:p>
+        </w:tc>
+        <w:tc>
+          <w:tcPr>
+            <w:tcW w:type="dxa" w:w="4700"/>
+            <w:tcMar>
+              <w:top w:type="dxa" w:w="40"/>
+              <w:left w:type="dxa" w:w="70"/>
+              <w:bottom w:type="dxa" w:w="40"/>
+              <w:right w:type="dxa" w:w="70"/>
+            </w:tcMar>
+          </w:tcPr>
+          <w:p>
+            <w:pPr>
+              <w:spacing w:after="0" w:line="240"/>
+            </w:pPr>
+            <w:r>
+              <w:rPr>
+                <w:rFonts w:ascii="Calibri" w:cs="Calibri" w:eastAsia="Calibri" w:hAnsi="Calibri"/>
+                <w:b w:val="false"/>
+                <w:bCs w:val="false"/>
+                <w:color w:val="22303F"/>
+                <w:sz w:val="18"/>
+                <w:szCs w:val="18"/>
+              </w:rPr>
+              <w:t xml:space="preserve">When false (the default) the public /account/register page is disabled and accounts are created by administrators. Closes the vector that let scanners create junk registrations.</w:t>
+            </w:r>
+          </w:p>
+        </w:tc>
+      </w:tr>
+      <w:tr>
+        <w:tc>
+          <w:tcPr>
+            <w:tcW w:type="dxa" w:w="3300"/>
+            <w:shd w:fill="F1F4F9" w:color="auto" w:val="clear"/>
+            <w:tcMar>
+              <w:top w:type="dxa" w:w="40"/>
+              <w:left w:type="dxa" w:w="70"/>
+              <w:bottom w:type="dxa" w:w="40"/>
+              <w:right w:type="dxa" w:w="70"/>
+            </w:tcMar>
+          </w:tcPr>
+          <w:p>
+            <w:pPr>
+              <w:spacing w:after="0" w:line="240"/>
+            </w:pPr>
+            <w:r>
+              <w:rPr>
+                <w:rFonts w:ascii="Calibri" w:cs="Calibri" w:eastAsia="Calibri" w:hAnsi="Calibri"/>
+                <w:b w:val="false"/>
+                <w:bCs w:val="false"/>
+                <w:color w:val="22303F"/>
+                <w:sz w:val="18"/>
+                <w:szCs w:val="18"/>
+              </w:rPr>
               <w:t xml:space="preserve">Auth:DevBypassEnabled</w:t>
             </w:r>
           </w:p>
@@ -1579,6 +1663,7 @@
         <w:tc>
           <w:tcPr>
             <w:tcW w:type="dxa" w:w="1500"/>
+            <w:shd w:fill="F1F4F9" w:color="auto" w:val="clear"/>
             <w:tcMar>
               <w:top w:type="dxa" w:w="40"/>
               <w:left w:type="dxa" w:w="70"/>
@@ -1606,6 +1691,7 @@
         <w:tc>
           <w:tcPr>
             <w:tcW w:type="dxa" w:w="4700"/>
+            <w:shd w:fill="F1F4F9" w:color="auto" w:val="clear"/>
             <w:tcMar>
               <w:top w:type="dxa" w:w="40"/>
               <w:left w:type="dxa" w:w="70"/>
@@ -2194,7 +2280,20 @@
           <w:sz w:val="25"/>
           <w:szCs w:val="25"/>
         </w:rPr>
-        <w:t xml:space="preserve">3.2 Break-glass</w:t>
+        <w:t xml:space="preserve">3.2 Break-glass (emergency access)</w:t>
+      </w:r>
+    </w:p>
+    <w:p>
+      <w:pPr>
+        <w:spacing w:after="120" w:line="276"/>
+      </w:pPr>
+      <w:r>
+        <w:rPr>
+          <w:rFonts w:ascii="Calibri" w:cs="Calibri" w:eastAsia="Calibri" w:hAnsi="Calibri"/>
+          <w:sz w:val="18"/>
+          <w:szCs w:val="18"/>
+        </w:rPr>
+        <w:t xml:space="preserve">Break-glass works only when BreakGlass:Enabled=true AND a secret has been configured. The emergency secret is set/rotated by an administrator inside the app (Settings &gt; Break-Glass Access) and is stored only as a salted PBKDF2-SHA256 hash (~210,000 iterations) in a protected file — never in plaintext and never in the database.</w:t>
       </w:r>
     </w:p>
     <w:tbl>
@@ -2384,36 +2483,36 @@
                 <w:sz w:val="18"/>
                 <w:szCs w:val="18"/>
               </w:rPr>
-              <w:t xml:space="preserve">Emergency Administrator access. Disabled unless a SHA-256 secret hash is configured.</w:t>
-            </w:r>
-          </w:p>
-        </w:tc>
-      </w:tr>
-      <w:tr>
-        <w:tc>
-          <w:tcPr>
-            <w:tcW w:type="dxa" w:w="3300"/>
-            <w:tcMar>
-              <w:top w:type="dxa" w:w="40"/>
-              <w:left w:type="dxa" w:w="70"/>
-              <w:bottom w:type="dxa" w:w="40"/>
-              <w:right w:type="dxa" w:w="70"/>
-            </w:tcMar>
-          </w:tcPr>
-          <w:p>
-            <w:pPr>
-              <w:spacing w:after="0" w:line="240"/>
-            </w:pPr>
-            <w:r>
-              <w:rPr>
-                <w:rFonts w:ascii="Calibri" w:cs="Calibri" w:eastAsia="Calibri" w:hAnsi="Calibri"/>
-                <w:b w:val="false"/>
-                <w:bCs w:val="false"/>
-                <w:color w:val="22303F"/>
-                <w:sz w:val="18"/>
-                <w:szCs w:val="18"/>
-              </w:rPr>
-              <w:t xml:space="preserve">BreakGlass:SecretHash</w:t>
+              <w:t xml:space="preserve">Deployment master switch for emergency Administrator access. Even when true, break-glass stays inactive until a secret has been configured in-app.</w:t>
+            </w:r>
+          </w:p>
+        </w:tc>
+      </w:tr>
+      <w:tr>
+        <w:tc>
+          <w:tcPr>
+            <w:tcW w:type="dxa" w:w="3300"/>
+            <w:tcMar>
+              <w:top w:type="dxa" w:w="40"/>
+              <w:left w:type="dxa" w:w="70"/>
+              <w:bottom w:type="dxa" w:w="40"/>
+              <w:right w:type="dxa" w:w="70"/>
+            </w:tcMar>
+          </w:tcPr>
+          <w:p>
+            <w:pPr>
+              <w:spacing w:after="0" w:line="240"/>
+            </w:pPr>
+            <w:r>
+              <w:rPr>
+                <w:rFonts w:ascii="Calibri" w:cs="Calibri" w:eastAsia="Calibri" w:hAnsi="Calibri"/>
+                <w:b w:val="false"/>
+                <w:bCs w:val="false"/>
+                <w:color w:val="22303F"/>
+                <w:sz w:val="18"/>
+                <w:szCs w:val="18"/>
+              </w:rPr>
+              <w:t xml:space="preserve">BreakGlass:SecretStorePath</w:t>
             </w:r>
           </w:p>
         </w:tc>
@@ -2440,7 +2539,7 @@
                 <w:sz w:val="18"/>
                 <w:szCs w:val="18"/>
               </w:rPr>
-              <w:t xml:space="preserve">(secret)</w:t>
+              <w:t xml:space="preserve">App_Data/break-glass-secret.json</w:t>
             </w:r>
           </w:p>
         </w:tc>
@@ -2467,16 +2566,270 @@
                 <w:sz w:val="18"/>
                 <w:szCs w:val="18"/>
               </w:rPr>
-              <w:t xml:space="preserve">SHA-256 hash of the emergency secret (constant-time compared).</w:t>
-            </w:r>
-          </w:p>
-        </w:tc>
-      </w:tr>
-      <w:tr>
-        <w:tc>
-          <w:tcPr>
-            <w:tcW w:type="dxa" w:w="3300"/>
-            <w:shd w:fill="F1F4F9" w:color="auto" w:val="clear"/>
+              <w:t xml:space="preserve">Protected file holding the salted PBKDF2-SHA256 hash of the emergency secret. Must be writable/persisted; never committed and never in the database.</w:t>
+            </w:r>
+          </w:p>
+        </w:tc>
+      </w:tr>
+      <w:tr>
+        <w:tc>
+          <w:tcPr>
+            <w:tcW w:type="dxa" w:w="3300"/>
+            <w:shd w:fill="F1F4F9" w:color="auto" w:val="clear"/>
+            <w:tcMar>
+              <w:top w:type="dxa" w:w="40"/>
+              <w:left w:type="dxa" w:w="70"/>
+              <w:bottom w:type="dxa" w:w="40"/>
+              <w:right w:type="dxa" w:w="70"/>
+            </w:tcMar>
+          </w:tcPr>
+          <w:p>
+            <w:pPr>
+              <w:spacing w:after="0" w:line="240"/>
+            </w:pPr>
+            <w:r>
+              <w:rPr>
+                <w:rFonts w:ascii="Calibri" w:cs="Calibri" w:eastAsia="Calibri" w:hAnsi="Calibri"/>
+                <w:b w:val="false"/>
+                <w:bCs w:val="false"/>
+                <w:color w:val="22303F"/>
+                <w:sz w:val="18"/>
+                <w:szCs w:val="18"/>
+              </w:rPr>
+              <w:t xml:space="preserve">BreakGlass:Iterations</w:t>
+            </w:r>
+          </w:p>
+        </w:tc>
+        <w:tc>
+          <w:tcPr>
+            <w:tcW w:type="dxa" w:w="1500"/>
+            <w:shd w:fill="F1F4F9" w:color="auto" w:val="clear"/>
+            <w:tcMar>
+              <w:top w:type="dxa" w:w="40"/>
+              <w:left w:type="dxa" w:w="70"/>
+              <w:bottom w:type="dxa" w:w="40"/>
+              <w:right w:type="dxa" w:w="70"/>
+            </w:tcMar>
+          </w:tcPr>
+          <w:p>
+            <w:pPr>
+              <w:spacing w:after="0" w:line="240"/>
+            </w:pPr>
+            <w:r>
+              <w:rPr>
+                <w:rFonts w:ascii="Calibri" w:cs="Calibri" w:eastAsia="Calibri" w:hAnsi="Calibri"/>
+                <w:b w:val="false"/>
+                <w:bCs w:val="false"/>
+                <w:color w:val="22303F"/>
+                <w:sz w:val="18"/>
+                <w:szCs w:val="18"/>
+              </w:rPr>
+              <w:t xml:space="preserve">210000</w:t>
+            </w:r>
+          </w:p>
+        </w:tc>
+        <w:tc>
+          <w:tcPr>
+            <w:tcW w:type="dxa" w:w="4700"/>
+            <w:shd w:fill="F1F4F9" w:color="auto" w:val="clear"/>
+            <w:tcMar>
+              <w:top w:type="dxa" w:w="40"/>
+              <w:left w:type="dxa" w:w="70"/>
+              <w:bottom w:type="dxa" w:w="40"/>
+              <w:right w:type="dxa" w:w="70"/>
+            </w:tcMar>
+          </w:tcPr>
+          <w:p>
+            <w:pPr>
+              <w:spacing w:after="0" w:line="240"/>
+            </w:pPr>
+            <w:r>
+              <w:rPr>
+                <w:rFonts w:ascii="Calibri" w:cs="Calibri" w:eastAsia="Calibri" w:hAnsi="Calibri"/>
+                <w:b w:val="false"/>
+                <w:bCs w:val="false"/>
+                <w:color w:val="22303F"/>
+                <w:sz w:val="18"/>
+                <w:szCs w:val="18"/>
+              </w:rPr>
+              <w:t xml:space="preserve">PBKDF2-SHA256 iteration count used to hash the emergency secret.</w:t>
+            </w:r>
+          </w:p>
+        </w:tc>
+      </w:tr>
+      <w:tr>
+        <w:tc>
+          <w:tcPr>
+            <w:tcW w:type="dxa" w:w="3300"/>
+            <w:tcMar>
+              <w:top w:type="dxa" w:w="40"/>
+              <w:left w:type="dxa" w:w="70"/>
+              <w:bottom w:type="dxa" w:w="40"/>
+              <w:right w:type="dxa" w:w="70"/>
+            </w:tcMar>
+          </w:tcPr>
+          <w:p>
+            <w:pPr>
+              <w:spacing w:after="0" w:line="240"/>
+            </w:pPr>
+            <w:r>
+              <w:rPr>
+                <w:rFonts w:ascii="Calibri" w:cs="Calibri" w:eastAsia="Calibri" w:hAnsi="Calibri"/>
+                <w:b w:val="false"/>
+                <w:bCs w:val="false"/>
+                <w:color w:val="22303F"/>
+                <w:sz w:val="18"/>
+                <w:szCs w:val="18"/>
+              </w:rPr>
+              <w:t xml:space="preserve">BreakGlass:MinSecretLength</w:t>
+            </w:r>
+          </w:p>
+        </w:tc>
+        <w:tc>
+          <w:tcPr>
+            <w:tcW w:type="dxa" w:w="1500"/>
+            <w:tcMar>
+              <w:top w:type="dxa" w:w="40"/>
+              <w:left w:type="dxa" w:w="70"/>
+              <w:bottom w:type="dxa" w:w="40"/>
+              <w:right w:type="dxa" w:w="70"/>
+            </w:tcMar>
+          </w:tcPr>
+          <w:p>
+            <w:pPr>
+              <w:spacing w:after="0" w:line="240"/>
+            </w:pPr>
+            <w:r>
+              <w:rPr>
+                <w:rFonts w:ascii="Calibri" w:cs="Calibri" w:eastAsia="Calibri" w:hAnsi="Calibri"/>
+                <w:b w:val="false"/>
+                <w:bCs w:val="false"/>
+                <w:color w:val="22303F"/>
+                <w:sz w:val="18"/>
+                <w:szCs w:val="18"/>
+              </w:rPr>
+              <w:t xml:space="preserve">12</w:t>
+            </w:r>
+          </w:p>
+        </w:tc>
+        <w:tc>
+          <w:tcPr>
+            <w:tcW w:type="dxa" w:w="4700"/>
+            <w:tcMar>
+              <w:top w:type="dxa" w:w="40"/>
+              <w:left w:type="dxa" w:w="70"/>
+              <w:bottom w:type="dxa" w:w="40"/>
+              <w:right w:type="dxa" w:w="70"/>
+            </w:tcMar>
+          </w:tcPr>
+          <w:p>
+            <w:pPr>
+              <w:spacing w:after="0" w:line="240"/>
+            </w:pPr>
+            <w:r>
+              <w:rPr>
+                <w:rFonts w:ascii="Calibri" w:cs="Calibri" w:eastAsia="Calibri" w:hAnsi="Calibri"/>
+                <w:b w:val="false"/>
+                <w:bCs w:val="false"/>
+                <w:color w:val="22303F"/>
+                <w:sz w:val="18"/>
+                <w:szCs w:val="18"/>
+              </w:rPr>
+              <w:t xml:space="preserve">Minimum length enforced when an administrator sets the emergency secret.</w:t>
+            </w:r>
+          </w:p>
+        </w:tc>
+      </w:tr>
+      <w:tr>
+        <w:tc>
+          <w:tcPr>
+            <w:tcW w:type="dxa" w:w="3300"/>
+            <w:shd w:fill="F1F4F9" w:color="auto" w:val="clear"/>
+            <w:tcMar>
+              <w:top w:type="dxa" w:w="40"/>
+              <w:left w:type="dxa" w:w="70"/>
+              <w:bottom w:type="dxa" w:w="40"/>
+              <w:right w:type="dxa" w:w="70"/>
+            </w:tcMar>
+          </w:tcPr>
+          <w:p>
+            <w:pPr>
+              <w:spacing w:after="0" w:line="240"/>
+            </w:pPr>
+            <w:r>
+              <w:rPr>
+                <w:rFonts w:ascii="Calibri" w:cs="Calibri" w:eastAsia="Calibri" w:hAnsi="Calibri"/>
+                <w:b w:val="false"/>
+                <w:bCs w:val="false"/>
+                <w:color w:val="22303F"/>
+                <w:sz w:val="18"/>
+                <w:szCs w:val="18"/>
+              </w:rPr>
+              <w:t xml:space="preserve">BreakGlass:SaltBase64</w:t>
+            </w:r>
+          </w:p>
+        </w:tc>
+        <w:tc>
+          <w:tcPr>
+            <w:tcW w:type="dxa" w:w="1500"/>
+            <w:shd w:fill="F1F4F9" w:color="auto" w:val="clear"/>
+            <w:tcMar>
+              <w:top w:type="dxa" w:w="40"/>
+              <w:left w:type="dxa" w:w="70"/>
+              <w:bottom w:type="dxa" w:w="40"/>
+              <w:right w:type="dxa" w:w="70"/>
+            </w:tcMar>
+          </w:tcPr>
+          <w:p>
+            <w:pPr>
+              <w:spacing w:after="0" w:line="240"/>
+            </w:pPr>
+            <w:r>
+              <w:rPr>
+                <w:rFonts w:ascii="Calibri" w:cs="Calibri" w:eastAsia="Calibri" w:hAnsi="Calibri"/>
+                <w:b w:val="false"/>
+                <w:bCs w:val="false"/>
+                <w:color w:val="22303F"/>
+                <w:sz w:val="18"/>
+                <w:szCs w:val="18"/>
+              </w:rPr>
+              <w:t xml:space="preserve">(optional)</w:t>
+            </w:r>
+          </w:p>
+        </w:tc>
+        <w:tc>
+          <w:tcPr>
+            <w:tcW w:type="dxa" w:w="4700"/>
+            <w:shd w:fill="F1F4F9" w:color="auto" w:val="clear"/>
+            <w:tcMar>
+              <w:top w:type="dxa" w:w="40"/>
+              <w:left w:type="dxa" w:w="70"/>
+              <w:bottom w:type="dxa" w:w="40"/>
+              <w:right w:type="dxa" w:w="70"/>
+            </w:tcMar>
+          </w:tcPr>
+          <w:p>
+            <w:pPr>
+              <w:spacing w:after="0" w:line="240"/>
+            </w:pPr>
+            <w:r>
+              <w:rPr>
+                <w:rFonts w:ascii="Calibri" w:cs="Calibri" w:eastAsia="Calibri" w:hAnsi="Calibri"/>
+                <w:b w:val="false"/>
+                <w:bCs w:val="false"/>
+                <w:color w:val="22303F"/>
+                <w:sz w:val="18"/>
+                <w:szCs w:val="18"/>
+              </w:rPr>
+              <w:t xml:space="preserve">Optional base64 salt override; a per-secret salt is generated when omitted.</w:t>
+            </w:r>
+          </w:p>
+        </w:tc>
+      </w:tr>
+      <w:tr>
+        <w:tc>
+          <w:tcPr>
+            <w:tcW w:type="dxa" w:w="3300"/>
             <w:tcMar>
               <w:top w:type="dxa" w:w="40"/>
               <w:left w:type="dxa" w:w="70"/>
@@ -2504,7 +2857,6 @@
         <w:tc>
           <w:tcPr>
             <w:tcW w:type="dxa" w:w="1500"/>
-            <w:shd w:fill="F1F4F9" w:color="auto" w:val="clear"/>
             <w:tcMar>
               <w:top w:type="dxa" w:w="40"/>
               <w:left w:type="dxa" w:w="70"/>
@@ -2532,7 +2884,6 @@
         <w:tc>
           <w:tcPr>
             <w:tcW w:type="dxa" w:w="4700"/>
-            <w:shd w:fill="F1F4F9" w:color="auto" w:val="clear"/>
             <w:tcMar>
               <w:top w:type="dxa" w:w="40"/>
               <w:left w:type="dxa" w:w="70"/>
@@ -2562,6 +2913,7 @@
         <w:tc>
           <w:tcPr>
             <w:tcW w:type="dxa" w:w="3300"/>
+            <w:shd w:fill="F1F4F9" w:color="auto" w:val="clear"/>
             <w:tcMar>
               <w:top w:type="dxa" w:w="40"/>
               <w:left w:type="dxa" w:w="70"/>
@@ -2589,6 +2941,7 @@
         <w:tc>
           <w:tcPr>
             <w:tcW w:type="dxa" w:w="1500"/>
+            <w:shd w:fill="F1F4F9" w:color="auto" w:val="clear"/>
             <w:tcMar>
               <w:top w:type="dxa" w:w="40"/>
               <w:left w:type="dxa" w:w="70"/>
@@ -2616,6 +2969,7 @@
         <w:tc>
           <w:tcPr>
             <w:tcW w:type="dxa" w:w="4700"/>
+            <w:shd w:fill="F1F4F9" w:color="auto" w:val="clear"/>
             <w:tcMar>
               <w:top w:type="dxa" w:w="40"/>
               <w:left w:type="dxa" w:w="70"/>
@@ -4832,7 +5186,7 @@
           <w:sz w:val="30"/>
           <w:szCs w:val="30"/>
         </w:rPr>
-        <w:t xml:space="preserve">7. OCR (Azure Document Intelligence)</w:t>
+        <w:t xml:space="preserve">7. Scheduled Reports</w:t>
       </w:r>
     </w:p>
     <w:tbl>
@@ -4966,6 +5320,401 @@
                 <w:sz w:val="18"/>
                 <w:szCs w:val="18"/>
               </w:rPr>
+              <w:t xml:space="preserve">Reports:SchedulerEnabled</w:t>
+            </w:r>
+          </w:p>
+        </w:tc>
+        <w:tc>
+          <w:tcPr>
+            <w:tcW w:type="dxa" w:w="1500"/>
+            <w:shd w:fill="F1F4F9" w:color="auto" w:val="clear"/>
+            <w:tcMar>
+              <w:top w:type="dxa" w:w="40"/>
+              <w:left w:type="dxa" w:w="70"/>
+              <w:bottom w:type="dxa" w:w="40"/>
+              <w:right w:type="dxa" w:w="70"/>
+            </w:tcMar>
+          </w:tcPr>
+          <w:p>
+            <w:pPr>
+              <w:spacing w:after="0" w:line="240"/>
+            </w:pPr>
+            <w:r>
+              <w:rPr>
+                <w:rFonts w:ascii="Calibri" w:cs="Calibri" w:eastAsia="Calibri" w:hAnsi="Calibri"/>
+                <w:b w:val="false"/>
+                <w:bCs w:val="false"/>
+                <w:color w:val="22303F"/>
+                <w:sz w:val="18"/>
+                <w:szCs w:val="18"/>
+              </w:rPr>
+              <w:t xml:space="preserve">true</w:t>
+            </w:r>
+          </w:p>
+        </w:tc>
+        <w:tc>
+          <w:tcPr>
+            <w:tcW w:type="dxa" w:w="4700"/>
+            <w:shd w:fill="F1F4F9" w:color="auto" w:val="clear"/>
+            <w:tcMar>
+              <w:top w:type="dxa" w:w="40"/>
+              <w:left w:type="dxa" w:w="70"/>
+              <w:bottom w:type="dxa" w:w="40"/>
+              <w:right w:type="dxa" w:w="70"/>
+            </w:tcMar>
+          </w:tcPr>
+          <w:p>
+            <w:pPr>
+              <w:spacing w:after="0" w:line="240"/>
+            </w:pPr>
+            <w:r>
+              <w:rPr>
+                <w:rFonts w:ascii="Calibri" w:cs="Calibri" w:eastAsia="Calibri" w:hAnsi="Calibri"/>
+                <w:b w:val="false"/>
+                <w:bCs w:val="false"/>
+                <w:color w:val="22303F"/>
+                <w:sz w:val="18"/>
+                <w:szCs w:val="18"/>
+              </w:rPr>
+              <w:t xml:space="preserve">Turns the background scheduled-report runner on/off.</w:t>
+            </w:r>
+          </w:p>
+        </w:tc>
+      </w:tr>
+      <w:tr>
+        <w:tc>
+          <w:tcPr>
+            <w:tcW w:type="dxa" w:w="3300"/>
+            <w:tcMar>
+              <w:top w:type="dxa" w:w="40"/>
+              <w:left w:type="dxa" w:w="70"/>
+              <w:bottom w:type="dxa" w:w="40"/>
+              <w:right w:type="dxa" w:w="70"/>
+            </w:tcMar>
+          </w:tcPr>
+          <w:p>
+            <w:pPr>
+              <w:spacing w:after="0" w:line="240"/>
+            </w:pPr>
+            <w:r>
+              <w:rPr>
+                <w:rFonts w:ascii="Calibri" w:cs="Calibri" w:eastAsia="Calibri" w:hAnsi="Calibri"/>
+                <w:b w:val="false"/>
+                <w:bCs w:val="false"/>
+                <w:color w:val="22303F"/>
+                <w:sz w:val="18"/>
+                <w:szCs w:val="18"/>
+              </w:rPr>
+              <w:t xml:space="preserve">Reports:PollSeconds</w:t>
+            </w:r>
+          </w:p>
+        </w:tc>
+        <w:tc>
+          <w:tcPr>
+            <w:tcW w:type="dxa" w:w="1500"/>
+            <w:tcMar>
+              <w:top w:type="dxa" w:w="40"/>
+              <w:left w:type="dxa" w:w="70"/>
+              <w:bottom w:type="dxa" w:w="40"/>
+              <w:right w:type="dxa" w:w="70"/>
+            </w:tcMar>
+          </w:tcPr>
+          <w:p>
+            <w:pPr>
+              <w:spacing w:after="0" w:line="240"/>
+            </w:pPr>
+            <w:r>
+              <w:rPr>
+                <w:rFonts w:ascii="Calibri" w:cs="Calibri" w:eastAsia="Calibri" w:hAnsi="Calibri"/>
+                <w:b w:val="false"/>
+                <w:bCs w:val="false"/>
+                <w:color w:val="22303F"/>
+                <w:sz w:val="18"/>
+                <w:szCs w:val="18"/>
+              </w:rPr>
+              <w:t xml:space="preserve">60</w:t>
+            </w:r>
+          </w:p>
+        </w:tc>
+        <w:tc>
+          <w:tcPr>
+            <w:tcW w:type="dxa" w:w="4700"/>
+            <w:tcMar>
+              <w:top w:type="dxa" w:w="40"/>
+              <w:left w:type="dxa" w:w="70"/>
+              <w:bottom w:type="dxa" w:w="40"/>
+              <w:right w:type="dxa" w:w="70"/>
+            </w:tcMar>
+          </w:tcPr>
+          <w:p>
+            <w:pPr>
+              <w:spacing w:after="0" w:line="240"/>
+            </w:pPr>
+            <w:r>
+              <w:rPr>
+                <w:rFonts w:ascii="Calibri" w:cs="Calibri" w:eastAsia="Calibri" w:hAnsi="Calibri"/>
+                <w:b w:val="false"/>
+                <w:bCs w:val="false"/>
+                <w:color w:val="22303F"/>
+                <w:sz w:val="18"/>
+                <w:szCs w:val="18"/>
+              </w:rPr>
+              <w:t xml:space="preserve">How often (seconds) the runner checks for due schedules. Minimum 15.</w:t>
+            </w:r>
+          </w:p>
+        </w:tc>
+      </w:tr>
+      <w:tr>
+        <w:tc>
+          <w:tcPr>
+            <w:tcW w:type="dxa" w:w="3300"/>
+            <w:shd w:fill="F1F4F9" w:color="auto" w:val="clear"/>
+            <w:tcMar>
+              <w:top w:type="dxa" w:w="40"/>
+              <w:left w:type="dxa" w:w="70"/>
+              <w:bottom w:type="dxa" w:w="40"/>
+              <w:right w:type="dxa" w:w="70"/>
+            </w:tcMar>
+          </w:tcPr>
+          <w:p>
+            <w:pPr>
+              <w:spacing w:after="0" w:line="240"/>
+            </w:pPr>
+            <w:r>
+              <w:rPr>
+                <w:rFonts w:ascii="Calibri" w:cs="Calibri" w:eastAsia="Calibri" w:hAnsi="Calibri"/>
+                <w:b w:val="false"/>
+                <w:bCs w:val="false"/>
+                <w:color w:val="22303F"/>
+                <w:sz w:val="18"/>
+                <w:szCs w:val="18"/>
+              </w:rPr>
+              <w:t xml:space="preserve">Reports:TimeZone</w:t>
+            </w:r>
+          </w:p>
+        </w:tc>
+        <w:tc>
+          <w:tcPr>
+            <w:tcW w:type="dxa" w:w="1500"/>
+            <w:shd w:fill="F1F4F9" w:color="auto" w:val="clear"/>
+            <w:tcMar>
+              <w:top w:type="dxa" w:w="40"/>
+              <w:left w:type="dxa" w:w="70"/>
+              <w:bottom w:type="dxa" w:w="40"/>
+              <w:right w:type="dxa" w:w="70"/>
+            </w:tcMar>
+          </w:tcPr>
+          <w:p>
+            <w:pPr>
+              <w:spacing w:after="0" w:line="240"/>
+            </w:pPr>
+            <w:r>
+              <w:rPr>
+                <w:rFonts w:ascii="Calibri" w:cs="Calibri" w:eastAsia="Calibri" w:hAnsi="Calibri"/>
+                <w:b w:val="false"/>
+                <w:bCs w:val="false"/>
+                <w:color w:val="22303F"/>
+                <w:sz w:val="18"/>
+                <w:szCs w:val="18"/>
+              </w:rPr>
+              <w:t xml:space="preserve">Asia/Dubai</w:t>
+            </w:r>
+          </w:p>
+        </w:tc>
+        <w:tc>
+          <w:tcPr>
+            <w:tcW w:type="dxa" w:w="4700"/>
+            <w:shd w:fill="F1F4F9" w:color="auto" w:val="clear"/>
+            <w:tcMar>
+              <w:top w:type="dxa" w:w="40"/>
+              <w:left w:type="dxa" w:w="70"/>
+              <w:bottom w:type="dxa" w:w="40"/>
+              <w:right w:type="dxa" w:w="70"/>
+            </w:tcMar>
+          </w:tcPr>
+          <w:p>
+            <w:pPr>
+              <w:spacing w:after="0" w:line="240"/>
+            </w:pPr>
+            <w:r>
+              <w:rPr>
+                <w:rFonts w:ascii="Calibri" w:cs="Calibri" w:eastAsia="Calibri" w:hAnsi="Calibri"/>
+                <w:b w:val="false"/>
+                <w:bCs w:val="false"/>
+                <w:color w:val="22303F"/>
+                <w:sz w:val="18"/>
+                <w:szCs w:val="18"/>
+              </w:rPr>
+              <w:t xml:space="preserve">Local time zone administrators enter/see schedule times in (IANA 'Asia/Dubai' or Windows 'Arabian Standard Time'); schedules are stored in UTC.</w:t>
+            </w:r>
+          </w:p>
+        </w:tc>
+      </w:tr>
+    </w:tbl>
+    <w:p>
+      <w:pPr>
+        <w:spacing w:after="120" w:line="276"/>
+      </w:pPr>
+      <w:r>
+        <w:rPr>
+          <w:rFonts w:ascii="Calibri" w:cs="Calibri" w:eastAsia="Calibri" w:hAnsi="Calibri"/>
+          <w:b/>
+          <w:bCs/>
+          <w:color w:val="B7791F"/>
+          <w:sz w:val="18"/>
+          <w:szCs w:val="18"/>
+        </w:rPr>
+        <w:t xml:space="preserve">Report e-mails are sent as PDF/Excel attachments, which require Microsoft Graph or SMTP email; SQL Server Database Mail cannot attach in-memory files.</w:t>
+      </w:r>
+    </w:p>
+    <w:p>
+      <w:pPr>
+        <w:pStyle w:val="Heading1"/>
+        <w:spacing w:after="120" w:before="260"/>
+      </w:pPr>
+      <w:r>
+        <w:rPr>
+          <w:rFonts w:ascii="Calibri" w:cs="Calibri" w:eastAsia="Calibri" w:hAnsi="Calibri"/>
+          <w:b/>
+          <w:bCs/>
+          <w:color w:val="0B2545"/>
+          <w:sz w:val="30"/>
+          <w:szCs w:val="30"/>
+        </w:rPr>
+        <w:t xml:space="preserve">8. OCR (Azure Document Intelligence)</w:t>
+      </w:r>
+    </w:p>
+    <w:tbl>
+      <w:tblPr>
+        <w:tblW w:type="dxa" w:w="9500"/>
+        <w:tblBorders>
+          <w:top w:val="single" w:color="D3DAE6" w:sz="4"/>
+          <w:left w:val="single" w:color="D3DAE6" w:sz="4"/>
+          <w:bottom w:val="single" w:color="D3DAE6" w:sz="4"/>
+          <w:right w:val="single" w:color="D3DAE6" w:sz="4"/>
+          <w:insideH w:val="single" w:color="D3DAE6" w:sz="4"/>
+          <w:insideV w:val="single" w:color="D3DAE6" w:sz="4"/>
+        </w:tblBorders>
+      </w:tblPr>
+      <w:tblGrid>
+        <w:gridCol w:w="3300"/>
+        <w:gridCol w:w="1500"/>
+        <w:gridCol w:w="4700"/>
+      </w:tblGrid>
+      <w:tr>
+        <w:trPr>
+          <w:tblHeader/>
+        </w:trPr>
+        <w:tc>
+          <w:tcPr>
+            <w:tcW w:type="dxa" w:w="3300"/>
+            <w:shd w:fill="0B2545" w:color="auto" w:val="clear"/>
+            <w:tcMar>
+              <w:top w:type="dxa" w:w="40"/>
+              <w:left w:type="dxa" w:w="70"/>
+              <w:bottom w:type="dxa" w:w="40"/>
+              <w:right w:type="dxa" w:w="70"/>
+            </w:tcMar>
+          </w:tcPr>
+          <w:p>
+            <w:pPr>
+              <w:spacing w:after="0" w:line="240"/>
+            </w:pPr>
+            <w:r>
+              <w:rPr>
+                <w:rFonts w:ascii="Calibri" w:cs="Calibri" w:eastAsia="Calibri" w:hAnsi="Calibri"/>
+                <w:b/>
+                <w:bCs/>
+                <w:color w:val="FFFFFF"/>
+                <w:sz w:val="18"/>
+                <w:szCs w:val="18"/>
+              </w:rPr>
+              <w:t xml:space="preserve">Setting</w:t>
+            </w:r>
+          </w:p>
+        </w:tc>
+        <w:tc>
+          <w:tcPr>
+            <w:tcW w:type="dxa" w:w="1500"/>
+            <w:shd w:fill="0B2545" w:color="auto" w:val="clear"/>
+            <w:tcMar>
+              <w:top w:type="dxa" w:w="40"/>
+              <w:left w:type="dxa" w:w="70"/>
+              <w:bottom w:type="dxa" w:w="40"/>
+              <w:right w:type="dxa" w:w="70"/>
+            </w:tcMar>
+          </w:tcPr>
+          <w:p>
+            <w:pPr>
+              <w:spacing w:after="0" w:line="240"/>
+            </w:pPr>
+            <w:r>
+              <w:rPr>
+                <w:rFonts w:ascii="Calibri" w:cs="Calibri" w:eastAsia="Calibri" w:hAnsi="Calibri"/>
+                <w:b/>
+                <w:bCs/>
+                <w:color w:val="FFFFFF"/>
+                <w:sz w:val="18"/>
+                <w:szCs w:val="18"/>
+              </w:rPr>
+              <w:t xml:space="preserve">Value / example</w:t>
+            </w:r>
+          </w:p>
+        </w:tc>
+        <w:tc>
+          <w:tcPr>
+            <w:tcW w:type="dxa" w:w="4700"/>
+            <w:shd w:fill="0B2545" w:color="auto" w:val="clear"/>
+            <w:tcMar>
+              <w:top w:type="dxa" w:w="40"/>
+              <w:left w:type="dxa" w:w="70"/>
+              <w:bottom w:type="dxa" w:w="40"/>
+              <w:right w:type="dxa" w:w="70"/>
+            </w:tcMar>
+          </w:tcPr>
+          <w:p>
+            <w:pPr>
+              <w:spacing w:after="0" w:line="240"/>
+            </w:pPr>
+            <w:r>
+              <w:rPr>
+                <w:rFonts w:ascii="Calibri" w:cs="Calibri" w:eastAsia="Calibri" w:hAnsi="Calibri"/>
+                <w:b/>
+                <w:bCs/>
+                <w:color w:val="FFFFFF"/>
+                <w:sz w:val="18"/>
+                <w:szCs w:val="18"/>
+              </w:rPr>
+              <w:t xml:space="preserve">Description</w:t>
+            </w:r>
+          </w:p>
+        </w:tc>
+      </w:tr>
+      <w:tr>
+        <w:tc>
+          <w:tcPr>
+            <w:tcW w:type="dxa" w:w="3300"/>
+            <w:shd w:fill="F1F4F9" w:color="auto" w:val="clear"/>
+            <w:tcMar>
+              <w:top w:type="dxa" w:w="40"/>
+              <w:left w:type="dxa" w:w="70"/>
+              <w:bottom w:type="dxa" w:w="40"/>
+              <w:right w:type="dxa" w:w="70"/>
+            </w:tcMar>
+          </w:tcPr>
+          <w:p>
+            <w:pPr>
+              <w:spacing w:after="0" w:line="240"/>
+            </w:pPr>
+            <w:r>
+              <w:rPr>
+                <w:rFonts w:ascii="Calibri" w:cs="Calibri" w:eastAsia="Calibri" w:hAnsi="Calibri"/>
+                <w:b w:val="false"/>
+                <w:bCs w:val="false"/>
+                <w:color w:val="22303F"/>
+                <w:sz w:val="18"/>
+                <w:szCs w:val="18"/>
+              </w:rPr>
               <w:t xml:space="preserve">Ocr:Provider</w:t>
             </w:r>
           </w:p>
@@ -5380,7 +6129,7 @@
           <w:sz w:val="30"/>
           <w:szCs w:val="30"/>
         </w:rPr>
-        <w:t xml:space="preserve">8. Self-Service OAuth API (hosted in SupplierPortal.Web)</w:t>
+        <w:t xml:space="preserve">9. Self-Service OAuth API (hosted in SupplierPortal.Web)</w:t>
       </w:r>
     </w:p>
     <w:p>
@@ -5941,7 +6690,7 @@
           <w:sz w:val="30"/>
           <w:szCs w:val="30"/>
         </w:rPr>
-        <w:t xml:space="preserve">9. General</w:t>
+        <w:t xml:space="preserve">10. General</w:t>
       </w:r>
     </w:p>
     <w:tbl>
@@ -6419,7 +7168,7 @@
           <w:sz w:val="30"/>
           <w:szCs w:val="30"/>
         </w:rPr>
-        <w:t xml:space="preserve">10. Environment Provisioning Steps</w:t>
+        <w:t xml:space="preserve">11. Environment Provisioning Steps</w:t>
       </w:r>
     </w:p>
     <w:p>
